--- a/梓安搞机工具箱-功能与互联计划文档.docx
+++ b/梓安搞机工具箱-功能与互联计划文档.docx
@@ -44,7 +44,7 @@
       <w:pPr>
         <w:pStyle w:val="a6"/>
         <w:shd w:val="clear" w:color="auto" w:fill="FFF8EC"/>
-        <w:divId w:val="304118234"/>
+        <w:divId w:val="182207942"/>
         <w:rPr>
           <w:rFonts w:ascii="微软雅黑" w:eastAsia="微软雅黑" w:hAnsi="微软雅黑" w:hint="eastAsia"/>
           <w:color w:val="5B4A1F"/>
@@ -223,7 +223,7 @@
           <w:sz w:val="22"/>
           <w:szCs w:val="22"/>
         </w:rPr>
-        <w:pict w14:anchorId="16FC7CB9">
+        <w:pict w14:anchorId="2A97C945">
           <v:rect id="_x0000_i1025" style="width:0;height:1.5pt" o:hralign="center" o:hrstd="t" o:hr="t" fillcolor="#a0a0a0" stroked="f"/>
         </w:pict>
       </w:r>
@@ -1594,7 +1594,7 @@
           <w:sz w:val="22"/>
           <w:szCs w:val="22"/>
         </w:rPr>
-        <w:pict w14:anchorId="6F497502">
+        <w:pict w14:anchorId="1C1126B3">
           <v:rect id="_x0000_i1026" style="width:0;height:1.5pt" o:hralign="center" o:hrstd="t" o:hr="t" fillcolor="#a0a0a0" stroked="f"/>
         </w:pict>
       </w:r>
@@ -3297,7 +3297,7 @@
           <w:sz w:val="22"/>
           <w:szCs w:val="22"/>
         </w:rPr>
-        <w:pict w14:anchorId="701AC995">
+        <w:pict w14:anchorId="59065CB5">
           <v:rect id="_x0000_i1027" style="width:0;height:1.5pt" o:hralign="center" o:hrstd="t" o:hr="t" fillcolor="#a0a0a0" stroked="f"/>
         </w:pict>
       </w:r>
@@ -7588,7 +7588,7 @@
           <w:sz w:val="22"/>
           <w:szCs w:val="22"/>
         </w:rPr>
-        <w:pict w14:anchorId="4EB43CB5">
+        <w:pict w14:anchorId="641F6C5F">
           <v:rect id="_x0000_i1028" style="width:0;height:1.5pt" o:hralign="center" o:hrstd="t" o:hr="t" fillcolor="#a0a0a0" stroked="f"/>
         </w:pict>
       </w:r>
@@ -11237,7 +11237,7 @@
       <w:pPr>
         <w:pStyle w:val="a6"/>
         <w:shd w:val="clear" w:color="auto" w:fill="FFF8EC"/>
-        <w:divId w:val="138426893"/>
+        <w:divId w:val="838472533"/>
         <w:rPr>
           <w:rFonts w:ascii="微软雅黑" w:eastAsia="微软雅黑" w:hAnsi="微软雅黑" w:hint="eastAsia"/>
           <w:color w:val="5B4A1F"/>
@@ -12517,7 +12517,43 @@
           <w:sz w:val="22"/>
           <w:szCs w:val="22"/>
         </w:rPr>
-        <w:t>四重防死循环机制</w:t>
+        <w:t>四重防死循环机制（</w:t>
+      </w:r>
+      <w:r>
+        <w:rPr>
+          <w:rStyle w:val="a5"/>
+          <w:rFonts w:ascii="微软雅黑" w:eastAsia="微软雅黑" w:hAnsi="微软雅黑" w:hint="eastAsia"/>
+          <w:sz w:val="22"/>
+          <w:szCs w:val="22"/>
+        </w:rPr>
+        <w:t>v2</w:t>
+      </w:r>
+      <w:r>
+        <w:rPr>
+          <w:rStyle w:val="a5"/>
+          <w:rFonts w:ascii="微软雅黑" w:eastAsia="微软雅黑" w:hAnsi="微软雅黑" w:hint="eastAsia"/>
+          <w:sz w:val="22"/>
+          <w:szCs w:val="22"/>
+        </w:rPr>
+        <w:t>：一次性令牌</w:t>
+      </w:r>
+      <w:r>
+        <w:rPr>
+          <w:rStyle w:val="a5"/>
+          <w:rFonts w:ascii="微软雅黑" w:eastAsia="微软雅黑" w:hAnsi="微软雅黑" w:hint="eastAsia"/>
+          <w:sz w:val="22"/>
+          <w:szCs w:val="22"/>
+        </w:rPr>
+        <w:t xml:space="preserve"> + </w:t>
+      </w:r>
+      <w:r>
+        <w:rPr>
+          <w:rStyle w:val="a5"/>
+          <w:rFonts w:ascii="微软雅黑" w:eastAsia="微软雅黑" w:hAnsi="微软雅黑" w:hint="eastAsia"/>
+          <w:sz w:val="22"/>
+          <w:szCs w:val="22"/>
+        </w:rPr>
+        <w:t>失败重试）</w:t>
       </w:r>
       <w:r>
         <w:rPr>
@@ -12620,7 +12656,61 @@
           <w:sz w:val="22"/>
           <w:szCs w:val="22"/>
         </w:rPr>
-        <w:t>记录；</w:t>
+        <w:t>记录，</w:t>
+      </w:r>
+      <w:r>
+        <w:rPr>
+          <w:rStyle w:val="a5"/>
+          <w:rFonts w:ascii="微软雅黑" w:eastAsia="微软雅黑" w:hAnsi="微软雅黑" w:hint="eastAsia"/>
+          <w:sz w:val="22"/>
+          <w:szCs w:val="22"/>
+        </w:rPr>
+        <w:t>仅在推送成功后更新</w:t>
+      </w:r>
+      <w:r>
+        <w:rPr>
+          <w:rFonts w:ascii="微软雅黑" w:eastAsia="微软雅黑" w:hAnsi="微软雅黑" w:hint="eastAsia"/>
+          <w:color w:val="1A1A2E"/>
+          <w:sz w:val="22"/>
+          <w:szCs w:val="22"/>
+        </w:rPr>
+        <w:t>；失败时保留旧记录，下一</w:t>
+      </w:r>
+      <w:r>
+        <w:rPr>
+          <w:rFonts w:ascii="微软雅黑" w:eastAsia="微软雅黑" w:hAnsi="微软雅黑" w:hint="eastAsia"/>
+          <w:color w:val="1A1A2E"/>
+          <w:sz w:val="22"/>
+          <w:szCs w:val="22"/>
+        </w:rPr>
+        <w:t xml:space="preserve"> tick </w:t>
+      </w:r>
+      <w:r>
+        <w:rPr>
+          <w:rFonts w:ascii="微软雅黑" w:eastAsia="微软雅黑" w:hAnsi="微软雅黑" w:hint="eastAsia"/>
+          <w:color w:val="1A1A2E"/>
+          <w:sz w:val="22"/>
+          <w:szCs w:val="22"/>
+        </w:rPr>
+        <w:t>自动重试（</w:t>
+      </w:r>
+      <w:r>
+        <w:rPr>
+          <w:rFonts w:ascii="微软雅黑" w:eastAsia="微软雅黑" w:hAnsi="微软雅黑" w:hint="eastAsia"/>
+          <w:color w:val="1A1A2E"/>
+          <w:sz w:val="22"/>
+          <w:szCs w:val="22"/>
+        </w:rPr>
+        <w:t xml:space="preserve">8s </w:t>
+      </w:r>
+      <w:r>
+        <w:rPr>
+          <w:rFonts w:ascii="微软雅黑" w:eastAsia="微软雅黑" w:hAnsi="微软雅黑" w:hint="eastAsia"/>
+          <w:color w:val="1A1A2E"/>
+          <w:sz w:val="22"/>
+          <w:szCs w:val="22"/>
+        </w:rPr>
+        <w:t>退避防风暴）；</w:t>
       </w:r>
     </w:p>
     <w:p>
@@ -12678,25 +12768,61 @@
           <w:sz w:val="22"/>
           <w:szCs w:val="22"/>
         </w:rPr>
-        <w:t>我方刚推送</w:t>
-      </w:r>
-      <w:r>
-        <w:rPr>
-          <w:rFonts w:ascii="微软雅黑" w:eastAsia="微软雅黑" w:hAnsi="微软雅黑" w:hint="eastAsia"/>
-          <w:color w:val="1A1A2E"/>
-          <w:sz w:val="22"/>
-          <w:szCs w:val="22"/>
-        </w:rPr>
-        <w:t>/</w:t>
-      </w:r>
-      <w:r>
-        <w:rPr>
-          <w:rFonts w:ascii="微软雅黑" w:eastAsia="微软雅黑" w:hAnsi="微软雅黑" w:hint="eastAsia"/>
-          <w:color w:val="1A1A2E"/>
-          <w:sz w:val="22"/>
-          <w:szCs w:val="22"/>
-        </w:rPr>
-        <w:t>写回的内容，对方回传时直接跳过；</w:t>
+        <w:t>我方刚推送的内容</w:t>
+      </w:r>
+      <w:r>
+        <w:rPr>
+          <w:rFonts w:ascii="微软雅黑" w:eastAsia="微软雅黑" w:hAnsi="微软雅黑" w:hint="eastAsia"/>
+          <w:color w:val="1A1A2E"/>
+          <w:sz w:val="22"/>
+          <w:szCs w:val="22"/>
+        </w:rPr>
+        <w:t xml:space="preserve"> sig</w:t>
+      </w:r>
+      <w:r>
+        <w:rPr>
+          <w:rFonts w:ascii="微软雅黑" w:eastAsia="微软雅黑" w:hAnsi="微软雅黑" w:hint="eastAsia"/>
+          <w:color w:val="1A1A2E"/>
+          <w:sz w:val="22"/>
+          <w:szCs w:val="22"/>
+        </w:rPr>
+        <w:t>，</w:t>
+      </w:r>
+      <w:r>
+        <w:rPr>
+          <w:rStyle w:val="a5"/>
+          <w:rFonts w:ascii="微软雅黑" w:eastAsia="微软雅黑" w:hAnsi="微软雅黑" w:hint="eastAsia"/>
+          <w:sz w:val="22"/>
+          <w:szCs w:val="22"/>
+        </w:rPr>
+        <w:t>一次性令牌：手机回传匹配后立即清空</w:t>
+      </w:r>
+      <w:r>
+        <w:rPr>
+          <w:rFonts w:ascii="微软雅黑" w:eastAsia="微软雅黑" w:hAnsi="微软雅黑" w:hint="eastAsia"/>
+          <w:color w:val="1A1A2E"/>
+          <w:sz w:val="22"/>
+          <w:szCs w:val="22"/>
+        </w:rPr>
+        <w:t>，避免残留</w:t>
+      </w:r>
+      <w:r>
+        <w:rPr>
+          <w:rFonts w:ascii="微软雅黑" w:eastAsia="微软雅黑" w:hAnsi="微软雅黑" w:hint="eastAsia"/>
+          <w:color w:val="1A1A2E"/>
+          <w:sz w:val="22"/>
+          <w:szCs w:val="22"/>
+        </w:rPr>
+        <w:t xml:space="preserve"> sig </w:t>
+      </w:r>
+      <w:r>
+        <w:rPr>
+          <w:rFonts w:ascii="微软雅黑" w:eastAsia="微软雅黑" w:hAnsi="微软雅黑" w:hint="eastAsia"/>
+          <w:color w:val="1A1A2E"/>
+          <w:sz w:val="22"/>
+          <w:szCs w:val="22"/>
+        </w:rPr>
+        <w:t>在之后任何时刻误伤用户在手机上手动复制相同内容的同步；</w:t>
       </w:r>
     </w:p>
     <w:p>
@@ -12837,104 +12963,337 @@
     </w:p>
     <w:p>
       <w:pPr>
-        <w:pStyle w:val="4"/>
-        <w:rPr>
-          <w:rFonts w:ascii="微软雅黑" w:eastAsia="微软雅黑" w:hAnsi="微软雅黑" w:hint="eastAsia"/>
-        </w:rPr>
-      </w:pPr>
-      <w:r>
-        <w:rPr>
-          <w:rFonts w:ascii="微软雅黑" w:eastAsia="微软雅黑" w:hAnsi="微软雅黑" w:hint="eastAsia"/>
-        </w:rPr>
-        <w:t>手机端核心代码（</w:t>
-      </w:r>
-      <w:r>
-        <w:rPr>
-          <w:rFonts w:ascii="微软雅黑" w:eastAsia="微软雅黑" w:hAnsi="微软雅黑" w:hint="eastAsia"/>
-        </w:rPr>
-        <w:t>HttpServer.java</w:t>
-      </w:r>
-      <w:r>
-        <w:rPr>
-          <w:rFonts w:ascii="微软雅黑" w:eastAsia="微软雅黑" w:hAnsi="微软雅黑" w:hint="eastAsia"/>
-        </w:rPr>
-        <w:t>）</w:t>
+        <w:pStyle w:val="a6"/>
+        <w:shd w:val="clear" w:color="auto" w:fill="FFF8EC"/>
+        <w:divId w:val="269972896"/>
+        <w:rPr>
+          <w:rFonts w:ascii="微软雅黑" w:eastAsia="微软雅黑" w:hAnsi="微软雅黑" w:hint="eastAsia"/>
+          <w:color w:val="5B4A1F"/>
+          <w:sz w:val="22"/>
+          <w:szCs w:val="22"/>
+        </w:rPr>
+      </w:pPr>
+      <w:r>
+        <w:rPr>
+          <w:rStyle w:val="a5"/>
+          <w:rFonts w:ascii="微软雅黑" w:eastAsia="微软雅黑" w:hAnsi="微软雅黑" w:hint="eastAsia"/>
+          <w:sz w:val="22"/>
+          <w:szCs w:val="22"/>
+        </w:rPr>
+        <w:t>关键实现细节</w:t>
+      </w:r>
+      <w:r>
+        <w:rPr>
+          <w:rFonts w:ascii="微软雅黑" w:eastAsia="微软雅黑" w:hAnsi="微软雅黑" w:hint="eastAsia"/>
+          <w:color w:val="5B4A1F"/>
+          <w:sz w:val="22"/>
+          <w:szCs w:val="22"/>
+        </w:rPr>
+        <w:t>：</w:t>
+      </w:r>
+      <w:r>
+        <w:rPr>
+          <w:rStyle w:val="HTML"/>
+          <w:color w:val="5B4A1F"/>
+        </w:rPr>
+        <w:t>pushClipToPhone</w:t>
+      </w:r>
+      <w:r>
+        <w:rPr>
+          <w:rFonts w:ascii="微软雅黑" w:eastAsia="微软雅黑" w:hAnsi="微软雅黑" w:hint="eastAsia"/>
+          <w:color w:val="5B4A1F"/>
+          <w:sz w:val="22"/>
+          <w:szCs w:val="22"/>
+        </w:rPr>
+        <w:t xml:space="preserve"> </w:t>
+      </w:r>
+      <w:r>
+        <w:rPr>
+          <w:rFonts w:ascii="微软雅黑" w:eastAsia="微软雅黑" w:hAnsi="微软雅黑" w:hint="eastAsia"/>
+          <w:color w:val="5B4A1F"/>
+          <w:sz w:val="22"/>
+          <w:szCs w:val="22"/>
+        </w:rPr>
+        <w:t>失败走</w:t>
+      </w:r>
+      <w:r>
+        <w:rPr>
+          <w:rFonts w:ascii="微软雅黑" w:eastAsia="微软雅黑" w:hAnsi="微软雅黑" w:hint="eastAsia"/>
+          <w:color w:val="5B4A1F"/>
+          <w:sz w:val="22"/>
+          <w:szCs w:val="22"/>
+        </w:rPr>
+        <w:t xml:space="preserve"> </w:t>
+      </w:r>
+      <w:r>
+        <w:rPr>
+          <w:rStyle w:val="HTML"/>
+          <w:color w:val="5B4A1F"/>
+        </w:rPr>
+        <w:t>resolve({ok:false})</w:t>
+      </w:r>
+      <w:r>
+        <w:rPr>
+          <w:rFonts w:ascii="微软雅黑" w:eastAsia="微软雅黑" w:hAnsi="微软雅黑" w:hint="eastAsia"/>
+          <w:color w:val="5B4A1F"/>
+          <w:sz w:val="22"/>
+          <w:szCs w:val="22"/>
+        </w:rPr>
+        <w:t xml:space="preserve"> </w:t>
+      </w:r>
+      <w:r>
+        <w:rPr>
+          <w:rFonts w:ascii="微软雅黑" w:eastAsia="微软雅黑" w:hAnsi="微软雅黑" w:hint="eastAsia"/>
+          <w:color w:val="5B4A1F"/>
+          <w:sz w:val="22"/>
+          <w:szCs w:val="22"/>
+        </w:rPr>
+        <w:t>而非抛异常——主循环必须检查返回值。若失败仍置</w:t>
+      </w:r>
+      <w:r>
+        <w:rPr>
+          <w:rFonts w:ascii="微软雅黑" w:eastAsia="微软雅黑" w:hAnsi="微软雅黑" w:hint="eastAsia"/>
+          <w:color w:val="5B4A1F"/>
+          <w:sz w:val="22"/>
+          <w:szCs w:val="22"/>
+        </w:rPr>
+        <w:t xml:space="preserve"> </w:t>
+      </w:r>
+      <w:r>
+        <w:rPr>
+          <w:rStyle w:val="HTML"/>
+          <w:color w:val="5B4A1F"/>
+        </w:rPr>
+        <w:t>pushed=true</w:t>
+      </w:r>
+      <w:r>
+        <w:rPr>
+          <w:rFonts w:ascii="微软雅黑" w:eastAsia="微软雅黑" w:hAnsi="微软雅黑" w:hint="eastAsia"/>
+          <w:color w:val="5B4A1F"/>
+          <w:sz w:val="22"/>
+          <w:szCs w:val="22"/>
+        </w:rPr>
+        <w:t xml:space="preserve"> </w:t>
+      </w:r>
+      <w:r>
+        <w:rPr>
+          <w:rFonts w:ascii="微软雅黑" w:eastAsia="微软雅黑" w:hAnsi="微软雅黑" w:hint="eastAsia"/>
+          <w:color w:val="5B4A1F"/>
+          <w:sz w:val="22"/>
+          <w:szCs w:val="22"/>
+        </w:rPr>
+        <w:t>并锁定</w:t>
+      </w:r>
+      <w:r>
+        <w:rPr>
+          <w:rFonts w:ascii="微软雅黑" w:eastAsia="微软雅黑" w:hAnsi="微软雅黑" w:hint="eastAsia"/>
+          <w:color w:val="5B4A1F"/>
+          <w:sz w:val="22"/>
+          <w:szCs w:val="22"/>
+        </w:rPr>
+        <w:t xml:space="preserve"> sig</w:t>
+      </w:r>
+      <w:r>
+        <w:rPr>
+          <w:rFonts w:ascii="微软雅黑" w:eastAsia="微软雅黑" w:hAnsi="微软雅黑" w:hint="eastAsia"/>
+          <w:color w:val="5B4A1F"/>
+          <w:sz w:val="22"/>
+          <w:szCs w:val="22"/>
+        </w:rPr>
+        <w:t>，不仅该内容永不再同步，下轮拉取还会把手机旧内容覆盖到本机剪贴板（内容丢失）。</w:t>
       </w:r>
     </w:p>
     <w:p>
       <w:pPr>
-        <w:pStyle w:val="HTML0"/>
-        <w:rPr>
-          <w:color w:val="1A1A2E"/>
-          <w:sz w:val="20"/>
-          <w:szCs w:val="20"/>
-        </w:rPr>
-      </w:pPr>
-      <w:r>
-        <w:rPr>
-          <w:color w:val="1A1A2E"/>
-          <w:sz w:val="20"/>
-          <w:szCs w:val="20"/>
-        </w:rPr>
-        <w:t>// GET /clipboard</w:t>
-      </w:r>
-      <w:r>
-        <w:rPr>
-          <w:color w:val="1A1A2E"/>
-          <w:sz w:val="20"/>
-          <w:szCs w:val="20"/>
-        </w:rPr>
-        <w:t>：</w:t>
-      </w:r>
-      <w:r>
-        <w:rPr>
-          <w:color w:val="1A1A2E"/>
-          <w:sz w:val="20"/>
-          <w:szCs w:val="20"/>
-        </w:rPr>
-        <w:t xml:space="preserve">sig </w:t>
-      </w:r>
-      <w:r>
-        <w:rPr>
-          <w:color w:val="1A1A2E"/>
-          <w:sz w:val="20"/>
-          <w:szCs w:val="20"/>
-        </w:rPr>
-        <w:t>必须是内容哈希（与</w:t>
-      </w:r>
-      <w:r>
-        <w:rPr>
-          <w:color w:val="1A1A2E"/>
-          <w:sz w:val="20"/>
-          <w:szCs w:val="20"/>
-        </w:rPr>
-        <w:t xml:space="preserve"> PC </w:t>
-      </w:r>
-      <w:r>
-        <w:rPr>
-          <w:color w:val="1A1A2E"/>
-          <w:sz w:val="20"/>
-          <w:szCs w:val="20"/>
-        </w:rPr>
-        <w:t>端格式对齐）</w:t>
+        <w:pStyle w:val="a6"/>
+        <w:rPr>
+          <w:rFonts w:ascii="微软雅黑" w:eastAsia="微软雅黑" w:hAnsi="微软雅黑" w:hint="eastAsia"/>
+          <w:color w:val="1A1A2E"/>
+          <w:sz w:val="22"/>
+          <w:szCs w:val="22"/>
+        </w:rPr>
+      </w:pPr>
+      <w:r>
+        <w:rPr>
+          <w:rStyle w:val="a5"/>
+          <w:rFonts w:ascii="微软雅黑" w:eastAsia="微软雅黑" w:hAnsi="微软雅黑" w:hint="eastAsia"/>
+          <w:sz w:val="22"/>
+          <w:szCs w:val="22"/>
+        </w:rPr>
+        <w:t>临时文件清理</w:t>
+      </w:r>
+      <w:r>
+        <w:rPr>
+          <w:rFonts w:ascii="微软雅黑" w:eastAsia="微软雅黑" w:hAnsi="微软雅黑" w:hint="eastAsia"/>
+          <w:color w:val="1A1A2E"/>
+          <w:sz w:val="22"/>
+          <w:szCs w:val="22"/>
+        </w:rPr>
+        <w:t>：手机端</w:t>
+      </w:r>
+      <w:r>
+        <w:rPr>
+          <w:rFonts w:ascii="微软雅黑" w:eastAsia="微软雅黑" w:hAnsi="微软雅黑" w:hint="eastAsia"/>
+          <w:color w:val="1A1A2E"/>
+          <w:sz w:val="22"/>
+          <w:szCs w:val="22"/>
+        </w:rPr>
+        <w:t xml:space="preserve"> </w:t>
+      </w:r>
+      <w:r>
+        <w:rPr>
+          <w:rStyle w:val="HTML"/>
+          <w:color w:val="1A1A2E"/>
+        </w:rPr>
+        <w:t>POST /clipboard</w:t>
+      </w:r>
+      <w:r>
+        <w:rPr>
+          <w:rFonts w:ascii="微软雅黑" w:eastAsia="微软雅黑" w:hAnsi="微软雅黑" w:hint="eastAsia"/>
+          <w:color w:val="1A1A2E"/>
+          <w:sz w:val="22"/>
+          <w:szCs w:val="22"/>
+        </w:rPr>
+        <w:t xml:space="preserve"> </w:t>
+      </w:r>
+      <w:r>
+        <w:rPr>
+          <w:rFonts w:ascii="微软雅黑" w:eastAsia="微软雅黑" w:hAnsi="微软雅黑" w:hint="eastAsia"/>
+          <w:color w:val="1A1A2E"/>
+          <w:sz w:val="22"/>
+          <w:szCs w:val="22"/>
+        </w:rPr>
+        <w:t>的</w:t>
+      </w:r>
+      <w:r>
+        <w:rPr>
+          <w:rFonts w:ascii="微软雅黑" w:eastAsia="微软雅黑" w:hAnsi="微软雅黑" w:hint="eastAsia"/>
+          <w:color w:val="1A1A2E"/>
+          <w:sz w:val="22"/>
+          <w:szCs w:val="22"/>
+        </w:rPr>
+        <w:t xml:space="preserve"> multipart </w:t>
+      </w:r>
+      <w:r>
+        <w:rPr>
+          <w:rFonts w:ascii="微软雅黑" w:eastAsia="微软雅黑" w:hAnsi="微软雅黑" w:hint="eastAsia"/>
+          <w:color w:val="1A1A2E"/>
+          <w:sz w:val="22"/>
+          <w:szCs w:val="22"/>
+        </w:rPr>
+        <w:t>分支，</w:t>
+      </w:r>
+      <w:r>
+        <w:rPr>
+          <w:rStyle w:val="HTML"/>
+          <w:color w:val="1A1A2E"/>
+        </w:rPr>
+        <w:t>parseBody</w:t>
+      </w:r>
+      <w:r>
+        <w:rPr>
+          <w:rFonts w:ascii="微软雅黑" w:eastAsia="微软雅黑" w:hAnsi="微软雅黑" w:hint="eastAsia"/>
+          <w:color w:val="1A1A2E"/>
+          <w:sz w:val="22"/>
+          <w:szCs w:val="22"/>
+        </w:rPr>
+        <w:t xml:space="preserve"> </w:t>
+      </w:r>
+      <w:r>
+        <w:rPr>
+          <w:rFonts w:ascii="微软雅黑" w:eastAsia="微软雅黑" w:hAnsi="微软雅黑" w:hint="eastAsia"/>
+          <w:color w:val="1A1A2E"/>
+          <w:sz w:val="22"/>
+          <w:szCs w:val="22"/>
+        </w:rPr>
+        <w:t>写入的</w:t>
+      </w:r>
+      <w:r>
+        <w:rPr>
+          <w:rFonts w:ascii="微软雅黑" w:eastAsia="微软雅黑" w:hAnsi="微软雅黑" w:hint="eastAsia"/>
+          <w:color w:val="1A1A2E"/>
+          <w:sz w:val="22"/>
+          <w:szCs w:val="22"/>
+        </w:rPr>
+        <w:t xml:space="preserve"> NanoHTTPD </w:t>
+      </w:r>
+      <w:r>
+        <w:rPr>
+          <w:rFonts w:ascii="微软雅黑" w:eastAsia="微软雅黑" w:hAnsi="微软雅黑" w:hint="eastAsia"/>
+          <w:color w:val="1A1A2E"/>
+          <w:sz w:val="22"/>
+          <w:szCs w:val="22"/>
+        </w:rPr>
+        <w:t>临时文件在字节读入内存后立即</w:t>
+      </w:r>
+      <w:r>
+        <w:rPr>
+          <w:rFonts w:ascii="微软雅黑" w:eastAsia="微软雅黑" w:hAnsi="微软雅黑" w:hint="eastAsia"/>
+          <w:color w:val="1A1A2E"/>
+          <w:sz w:val="22"/>
+          <w:szCs w:val="22"/>
+        </w:rPr>
+        <w:t xml:space="preserve"> </w:t>
+      </w:r>
+      <w:r>
+        <w:rPr>
+          <w:rStyle w:val="HTML"/>
+          <w:color w:val="1A1A2E"/>
+        </w:rPr>
+        <w:t>File.delete()</w:t>
+      </w:r>
+      <w:r>
+        <w:rPr>
+          <w:rFonts w:ascii="微软雅黑" w:eastAsia="微软雅黑" w:hAnsi="微软雅黑" w:hint="eastAsia"/>
+          <w:color w:val="1A1A2E"/>
+          <w:sz w:val="22"/>
+          <w:szCs w:val="22"/>
+        </w:rPr>
+        <w:t>，防每次推图在</w:t>
+      </w:r>
+      <w:r>
+        <w:rPr>
+          <w:rFonts w:ascii="微软雅黑" w:eastAsia="微软雅黑" w:hAnsi="微软雅黑" w:hint="eastAsia"/>
+          <w:color w:val="1A1A2E"/>
+          <w:sz w:val="22"/>
+          <w:szCs w:val="22"/>
+        </w:rPr>
+        <w:t xml:space="preserve"> tmp </w:t>
+      </w:r>
+      <w:r>
+        <w:rPr>
+          <w:rFonts w:ascii="微软雅黑" w:eastAsia="微软雅黑" w:hAnsi="微软雅黑" w:hint="eastAsia"/>
+          <w:color w:val="1A1A2E"/>
+          <w:sz w:val="22"/>
+          <w:szCs w:val="22"/>
+        </w:rPr>
+        <w:t>目录泄漏磁盘空间。</w:t>
       </w:r>
     </w:p>
     <w:p>
       <w:pPr>
-        <w:pStyle w:val="HTML0"/>
-        <w:rPr>
-          <w:color w:val="1A1A2E"/>
-          <w:sz w:val="20"/>
-          <w:szCs w:val="20"/>
-        </w:rPr>
-      </w:pPr>
-      <w:r>
-        <w:rPr>
-          <w:color w:val="1A1A2E"/>
-          <w:sz w:val="20"/>
-          <w:szCs w:val="20"/>
-        </w:rPr>
-        <w:t>Uri uri = item.getUri();</w:t>
+        <w:pStyle w:val="4"/>
+        <w:rPr>
+          <w:rFonts w:ascii="微软雅黑" w:eastAsia="微软雅黑" w:hAnsi="微软雅黑" w:hint="eastAsia"/>
+        </w:rPr>
+      </w:pPr>
+      <w:r>
+        <w:rPr>
+          <w:rFonts w:ascii="微软雅黑" w:eastAsia="微软雅黑" w:hAnsi="微软雅黑" w:hint="eastAsia"/>
+        </w:rPr>
+        <w:t>手机端核心代码（</w:t>
+      </w:r>
+      <w:r>
+        <w:rPr>
+          <w:rFonts w:ascii="微软雅黑" w:eastAsia="微软雅黑" w:hAnsi="微软雅黑" w:hint="eastAsia"/>
+        </w:rPr>
+        <w:t>HttpServer.java</w:t>
+      </w:r>
+      <w:r>
+        <w:rPr>
+          <w:rFonts w:ascii="微软雅黑" w:eastAsia="微软雅黑" w:hAnsi="微软雅黑" w:hint="eastAsia"/>
+        </w:rPr>
+        <w:t>）</w:t>
       </w:r>
     </w:p>
     <w:p>
@@ -12952,7 +13311,47 @@
           <w:sz w:val="20"/>
           <w:szCs w:val="20"/>
         </w:rPr>
-        <w:t>if (uri != null) {</w:t>
+        <w:t>// GET /clipboard</w:t>
+      </w:r>
+      <w:r>
+        <w:rPr>
+          <w:color w:val="1A1A2E"/>
+          <w:sz w:val="20"/>
+          <w:szCs w:val="20"/>
+        </w:rPr>
+        <w:t>：</w:t>
+      </w:r>
+      <w:r>
+        <w:rPr>
+          <w:color w:val="1A1A2E"/>
+          <w:sz w:val="20"/>
+          <w:szCs w:val="20"/>
+        </w:rPr>
+        <w:t xml:space="preserve">sig </w:t>
+      </w:r>
+      <w:r>
+        <w:rPr>
+          <w:color w:val="1A1A2E"/>
+          <w:sz w:val="20"/>
+          <w:szCs w:val="20"/>
+        </w:rPr>
+        <w:t>必须是内容哈希（与</w:t>
+      </w:r>
+      <w:r>
+        <w:rPr>
+          <w:color w:val="1A1A2E"/>
+          <w:sz w:val="20"/>
+          <w:szCs w:val="20"/>
+        </w:rPr>
+        <w:t xml:space="preserve"> PC </w:t>
+      </w:r>
+      <w:r>
+        <w:rPr>
+          <w:color w:val="1A1A2E"/>
+          <w:sz w:val="20"/>
+          <w:szCs w:val="20"/>
+        </w:rPr>
+        <w:t>端格式对齐）</w:t>
       </w:r>
     </w:p>
     <w:p>
@@ -12970,7 +13369,7 @@
           <w:sz w:val="20"/>
           <w:szCs w:val="20"/>
         </w:rPr>
-        <w:t xml:space="preserve">    byte[] bytes = readAll(getContentResolver().openInputStream(uri));</w:t>
+        <w:t>Uri uri = item.getUri();</w:t>
       </w:r>
     </w:p>
     <w:p>
@@ -12988,7 +13387,7 @@
           <w:sz w:val="20"/>
           <w:szCs w:val="20"/>
         </w:rPr>
-        <w:t xml:space="preserve">    String md5 = md5Hex(bytes);</w:t>
+        <w:t>if (uri != null) {</w:t>
       </w:r>
     </w:p>
     <w:p>
@@ -13006,15 +13405,7 @@
           <w:sz w:val="20"/>
           <w:szCs w:val="20"/>
         </w:rPr>
-        <w:t xml:space="preserve">    sig = "img:" + bytes.length + ":" + md5.substring(0, 8);   // </w:t>
-      </w:r>
-      <w:r>
-        <w:rPr>
-          <w:color w:val="1A1A2E"/>
-          <w:sz w:val="20"/>
-          <w:szCs w:val="20"/>
-        </w:rPr>
-        <w:t>内容哈希，恒定</w:t>
+        <w:t xml:space="preserve">    byte[] bytes = readAll(getContentResolver().openInputStream(uri));</w:t>
       </w:r>
     </w:p>
     <w:p>
@@ -13032,15 +13423,7 @@
           <w:sz w:val="20"/>
           <w:szCs w:val="20"/>
         </w:rPr>
-        <w:t xml:space="preserve">    return json("{\"type\":\"image\",\"mime\":\"...\",\"data\":\"" + b64 + "\",\"sig\":\"" + sig + "\"}"</w:t>
-      </w:r>
-      <w:r>
-        <w:rPr>
-          <w:color w:val="1A1A2E"/>
-          <w:sz w:val="20"/>
-          <w:szCs w:val="20"/>
-        </w:rPr>
-        <w:t>);</w:t>
+        <w:t xml:space="preserve">    String md5 = md5Hex(bytes);</w:t>
       </w:r>
     </w:p>
     <w:p>
@@ -13058,7 +13441,15 @@
           <w:sz w:val="20"/>
           <w:szCs w:val="20"/>
         </w:rPr>
-        <w:t>}</w:t>
+        <w:t xml:space="preserve">    sig = "img:" + bytes.length + ":" + md5.substring(0, 8);   // </w:t>
+      </w:r>
+      <w:r>
+        <w:rPr>
+          <w:color w:val="1A1A2E"/>
+          <w:sz w:val="20"/>
+          <w:szCs w:val="20"/>
+        </w:rPr>
+        <w:t>内容哈希，恒定</w:t>
       </w:r>
     </w:p>
     <w:p>
@@ -13076,39 +13467,7 @@
           <w:sz w:val="20"/>
           <w:szCs w:val="20"/>
         </w:rPr>
-        <w:t xml:space="preserve">// </w:t>
-      </w:r>
-      <w:r>
-        <w:rPr>
-          <w:color w:val="1A1A2E"/>
-          <w:sz w:val="20"/>
-          <w:szCs w:val="20"/>
-        </w:rPr>
-        <w:t>文本同理：</w:t>
-      </w:r>
-      <w:r>
-        <w:rPr>
-          <w:color w:val="1A1A2E"/>
-          <w:sz w:val="20"/>
-          <w:szCs w:val="20"/>
-        </w:rPr>
-        <w:t>txt:len:md5</w:t>
-      </w:r>
-      <w:r>
-        <w:rPr>
-          <w:color w:val="1A1A2E"/>
-          <w:sz w:val="20"/>
-          <w:szCs w:val="20"/>
-        </w:rPr>
-        <w:t>前</w:t>
-      </w:r>
-      <w:r>
-        <w:rPr>
-          <w:color w:val="1A1A2E"/>
-          <w:sz w:val="20"/>
-          <w:szCs w:val="20"/>
-        </w:rPr>
-        <w:t>8</w:t>
+        <w:t xml:space="preserve">    return json("{\"type\":\"image\",\"mime\":\"...\",\"data\":\"" + b64 + "\",\"sig\":\"" + sig + "\"}");</w:t>
       </w:r>
     </w:p>
     <w:p>
@@ -13126,31 +13485,7 @@
           <w:sz w:val="20"/>
           <w:szCs w:val="20"/>
         </w:rPr>
-        <w:t xml:space="preserve">// POST /clipboard </w:t>
-      </w:r>
-      <w:r>
-        <w:rPr>
-          <w:color w:val="1A1A2E"/>
-          <w:sz w:val="20"/>
-          <w:szCs w:val="20"/>
-        </w:rPr>
-        <w:t>图片分支：原样保存字节（不</w:t>
-      </w:r>
-      <w:r>
-        <w:rPr>
-          <w:color w:val="1A1A2E"/>
-          <w:sz w:val="20"/>
-          <w:szCs w:val="20"/>
-        </w:rPr>
-        <w:t xml:space="preserve"> decode→re-encode</w:t>
-      </w:r>
-      <w:r>
-        <w:rPr>
-          <w:color w:val="1A1A2E"/>
-          <w:sz w:val="20"/>
-          <w:szCs w:val="20"/>
-        </w:rPr>
-        <w:t>，保证两端哈希一致）</w:t>
+        <w:t>}</w:t>
       </w:r>
     </w:p>
     <w:p>
@@ -13168,7 +13503,39 @@
           <w:sz w:val="20"/>
           <w:szCs w:val="20"/>
         </w:rPr>
-        <w:t>byte[] png = readFileBytes(tmp);</w:t>
+        <w:t xml:space="preserve">// </w:t>
+      </w:r>
+      <w:r>
+        <w:rPr>
+          <w:color w:val="1A1A2E"/>
+          <w:sz w:val="20"/>
+          <w:szCs w:val="20"/>
+        </w:rPr>
+        <w:t>文本同理：</w:t>
+      </w:r>
+      <w:r>
+        <w:rPr>
+          <w:color w:val="1A1A2E"/>
+          <w:sz w:val="20"/>
+          <w:szCs w:val="20"/>
+        </w:rPr>
+        <w:t>txt:len:md5</w:t>
+      </w:r>
+      <w:r>
+        <w:rPr>
+          <w:color w:val="1A1A2E"/>
+          <w:sz w:val="20"/>
+          <w:szCs w:val="20"/>
+        </w:rPr>
+        <w:t>前</w:t>
+      </w:r>
+      <w:r>
+        <w:rPr>
+          <w:color w:val="1A1A2E"/>
+          <w:sz w:val="20"/>
+          <w:szCs w:val="20"/>
+        </w:rPr>
+        <w:t>8</w:t>
       </w:r>
     </w:p>
     <w:p>
@@ -13186,15 +13553,31 @@
           <w:sz w:val="20"/>
           <w:szCs w:val="20"/>
         </w:rPr>
-        <w:t xml:space="preserve">Bitmap bmp = BitmapFactory.decodeByteArray(png, 0, png.length);  // </w:t>
-      </w:r>
-      <w:r>
-        <w:rPr>
-          <w:color w:val="1A1A2E"/>
-          <w:sz w:val="20"/>
-          <w:szCs w:val="20"/>
-        </w:rPr>
-        <w:t>仅校验是图</w:t>
+        <w:t xml:space="preserve">// POST /clipboard </w:t>
+      </w:r>
+      <w:r>
+        <w:rPr>
+          <w:color w:val="1A1A2E"/>
+          <w:sz w:val="20"/>
+          <w:szCs w:val="20"/>
+        </w:rPr>
+        <w:t>图片分支：原样保存字节（不</w:t>
+      </w:r>
+      <w:r>
+        <w:rPr>
+          <w:color w:val="1A1A2E"/>
+          <w:sz w:val="20"/>
+          <w:szCs w:val="20"/>
+        </w:rPr>
+        <w:t xml:space="preserve"> decode→re-encode</w:t>
+      </w:r>
+      <w:r>
+        <w:rPr>
+          <w:color w:val="1A1A2E"/>
+          <w:sz w:val="20"/>
+          <w:szCs w:val="20"/>
+        </w:rPr>
+        <w:t>，保证两端哈希一致）</w:t>
       </w:r>
     </w:p>
     <w:p>
@@ -13212,7 +13595,7 @@
           <w:sz w:val="20"/>
           <w:szCs w:val="20"/>
         </w:rPr>
-        <w:t>String md5 = md5Hex(png);</w:t>
+        <w:t>byte[] png = readFileBytes(tmp);</w:t>
       </w:r>
     </w:p>
     <w:p>
@@ -13230,15 +13613,15 @@
           <w:sz w:val="20"/>
           <w:szCs w:val="20"/>
         </w:rPr>
-        <w:t xml:space="preserve">Uri imgUri = writeToMediaStore(png, "clip_" + md5.substring(0, 10) + ".png");  // </w:t>
-      </w:r>
-      <w:r>
-        <w:rPr>
-          <w:color w:val="1A1A2E"/>
-          <w:sz w:val="20"/>
-          <w:szCs w:val="20"/>
-        </w:rPr>
-        <w:t>内容哈希命名</w:t>
+        <w:t xml:space="preserve">Bitmap bmp = BitmapFactory.decodeByteArray(png, 0, png.length);  // </w:t>
+      </w:r>
+      <w:r>
+        <w:rPr>
+          <w:color w:val="1A1A2E"/>
+          <w:sz w:val="20"/>
+          <w:szCs w:val="20"/>
+        </w:rPr>
+        <w:t>仅校验是图</w:t>
       </w:r>
     </w:p>
     <w:p>
@@ -13250,6 +13633,14 @@
           <w:szCs w:val="20"/>
         </w:rPr>
       </w:pPr>
+      <w:r>
+        <w:rPr>
+          <w:color w:val="1A1A2E"/>
+          <w:sz w:val="20"/>
+          <w:szCs w:val="20"/>
+        </w:rPr>
+        <w:t>String md5 = md5Hex(png);</w:t>
+      </w:r>
     </w:p>
     <w:p>
       <w:pPr>
@@ -13266,47 +13657,15 @@
           <w:sz w:val="20"/>
           <w:szCs w:val="20"/>
         </w:rPr>
-        <w:t>// writeToMediaStore</w:t>
-      </w:r>
-      <w:r>
-        <w:rPr>
-          <w:color w:val="1A1A2E"/>
-          <w:sz w:val="20"/>
-          <w:szCs w:val="20"/>
-        </w:rPr>
-        <w:t>：</w:t>
-      </w:r>
-      <w:r>
-        <w:rPr>
-          <w:color w:val="1A1A2E"/>
-          <w:sz w:val="20"/>
-          <w:szCs w:val="20"/>
-        </w:rPr>
-        <w:t xml:space="preserve">MediaStore </w:t>
-      </w:r>
-      <w:r>
-        <w:rPr>
-          <w:color w:val="1A1A2E"/>
-          <w:sz w:val="20"/>
-          <w:szCs w:val="20"/>
-        </w:rPr>
-        <w:t>查重</w:t>
-      </w:r>
-      <w:r>
-        <w:rPr>
-          <w:color w:val="1A1A2E"/>
-          <w:sz w:val="20"/>
-          <w:szCs w:val="20"/>
-        </w:rPr>
-        <w:t>——</w:t>
-      </w:r>
-      <w:r>
-        <w:rPr>
-          <w:color w:val="1A1A2E"/>
-          <w:sz w:val="20"/>
-          <w:szCs w:val="20"/>
-        </w:rPr>
-        <w:t>同名直接复用已有条目，同一张图相册只存一份</w:t>
+        <w:t xml:space="preserve">Uri imgUri = writeToMediaStore(png, "clip_" + md5.substring(0, 10) + ".png");  // </w:t>
+      </w:r>
+      <w:r>
+        <w:rPr>
+          <w:color w:val="1A1A2E"/>
+          <w:sz w:val="20"/>
+          <w:szCs w:val="20"/>
+        </w:rPr>
+        <w:t>内容哈希命名</w:t>
       </w:r>
     </w:p>
     <w:p>
@@ -13318,14 +13677,6 @@
           <w:szCs w:val="20"/>
         </w:rPr>
       </w:pPr>
-      <w:r>
-        <w:rPr>
-          <w:color w:val="1A1A2E"/>
-          <w:sz w:val="20"/>
-          <w:szCs w:val="20"/>
-        </w:rPr>
-        <w:t>Cursor cur = getContentResolver().query(MediaStore.Images.Media.EXTERNAL_CONTENT_URI,</w:t>
-      </w:r>
     </w:p>
     <w:p>
       <w:pPr>
@@ -13342,15 +13693,47 @@
           <w:sz w:val="20"/>
           <w:szCs w:val="20"/>
         </w:rPr>
-        <w:t xml:space="preserve">        new String[]{ _ID }, DISPLAY_NAME + "=?"</w:t>
-      </w:r>
-      <w:r>
-        <w:rPr>
-          <w:color w:val="1A1A2E"/>
-          <w:sz w:val="20"/>
-          <w:szCs w:val="20"/>
-        </w:rPr>
-        <w:t>, new String[]{ name }, null);</w:t>
+        <w:t>// writeToMediaStore</w:t>
+      </w:r>
+      <w:r>
+        <w:rPr>
+          <w:color w:val="1A1A2E"/>
+          <w:sz w:val="20"/>
+          <w:szCs w:val="20"/>
+        </w:rPr>
+        <w:t>：</w:t>
+      </w:r>
+      <w:r>
+        <w:rPr>
+          <w:color w:val="1A1A2E"/>
+          <w:sz w:val="20"/>
+          <w:szCs w:val="20"/>
+        </w:rPr>
+        <w:t xml:space="preserve">MediaStore </w:t>
+      </w:r>
+      <w:r>
+        <w:rPr>
+          <w:color w:val="1A1A2E"/>
+          <w:sz w:val="20"/>
+          <w:szCs w:val="20"/>
+        </w:rPr>
+        <w:t>查重</w:t>
+      </w:r>
+      <w:r>
+        <w:rPr>
+          <w:color w:val="1A1A2E"/>
+          <w:sz w:val="20"/>
+          <w:szCs w:val="20"/>
+        </w:rPr>
+        <w:t>——</w:t>
+      </w:r>
+      <w:r>
+        <w:rPr>
+          <w:color w:val="1A1A2E"/>
+          <w:sz w:val="20"/>
+          <w:szCs w:val="20"/>
+        </w:rPr>
+        <w:t>同名直接复用已有条目，同一张图相册只存一份</w:t>
       </w:r>
     </w:p>
     <w:p>
@@ -13368,7 +13751,51 @@
           <w:sz w:val="20"/>
           <w:szCs w:val="20"/>
         </w:rPr>
-        <w:t xml:space="preserve">if (cur.moveToFirst()) return ContentUris.withAppendedId(EXTERNAL_CONTENT_URI, cur.getLong(0));  // </w:t>
+        <w:t>Cursor cur = getContentResolver().query(MediaStore.Images.Media.EXTERNAL_CONTENT_URI,</w:t>
+      </w:r>
+    </w:p>
+    <w:p>
+      <w:pPr>
+        <w:pStyle w:val="HTML0"/>
+        <w:rPr>
+          <w:color w:val="1A1A2E"/>
+          <w:sz w:val="20"/>
+          <w:szCs w:val="20"/>
+        </w:rPr>
+      </w:pPr>
+      <w:r>
+        <w:rPr>
+          <w:color w:val="1A1A2E"/>
+          <w:sz w:val="20"/>
+          <w:szCs w:val="20"/>
+        </w:rPr>
+        <w:t xml:space="preserve">        new String[]{ _ID }, DISPLAY_NAME + "=?", new String[]{ name }, null);</w:t>
+      </w:r>
+    </w:p>
+    <w:p>
+      <w:pPr>
+        <w:pStyle w:val="HTML0"/>
+        <w:rPr>
+          <w:color w:val="1A1A2E"/>
+          <w:sz w:val="20"/>
+          <w:szCs w:val="20"/>
+        </w:rPr>
+      </w:pPr>
+      <w:r>
+        <w:rPr>
+          <w:color w:val="1A1A2E"/>
+          <w:sz w:val="20"/>
+          <w:szCs w:val="20"/>
+        </w:rPr>
+        <w:t xml:space="preserve">if (cur.moveToFirst()) return ContentUris.withAppendedId(EXTERNAL_CONTENT_URI, cur.getLong(0));  </w:t>
+      </w:r>
+      <w:r>
+        <w:rPr>
+          <w:color w:val="1A1A2E"/>
+          <w:sz w:val="20"/>
+          <w:szCs w:val="20"/>
+        </w:rPr>
+        <w:t xml:space="preserve">// </w:t>
       </w:r>
       <w:r>
         <w:rPr>
@@ -13998,7 +14425,7 @@
       <w:pPr>
         <w:pStyle w:val="a6"/>
         <w:shd w:val="clear" w:color="auto" w:fill="FFF8EC"/>
-        <w:divId w:val="913470620"/>
+        <w:divId w:val="1722245101"/>
         <w:rPr>
           <w:rFonts w:ascii="微软雅黑" w:eastAsia="微软雅黑" w:hAnsi="微软雅黑" w:hint="eastAsia"/>
           <w:color w:val="5B4A1F"/>
@@ -14460,7 +14887,15 @@
           <w:sz w:val="20"/>
           <w:szCs w:val="20"/>
         </w:rPr>
-        <w:t xml:space="preserve">  return String(name || '').replace(/[&lt;&gt;:"/\\|?*\u0000-\u001f]/g, '_').replace(/[. ]+$/, '') || 'file_' + Date.now();</w:t>
+        <w:t xml:space="preserve">  return String(name || '').replace(/[&lt;&gt;:"/\\|?*\u0000-\u001f]/g, '_').replace(/[. ]+$/, '') || 'file_</w:t>
+      </w:r>
+      <w:r>
+        <w:rPr>
+          <w:color w:val="1A1A2E"/>
+          <w:sz w:val="20"/>
+          <w:szCs w:val="20"/>
+        </w:rPr>
+        <w:t>' + Date.now();</w:t>
       </w:r>
     </w:p>
     <w:p>
@@ -14780,7 +15215,7 @@
       <w:pPr>
         <w:pStyle w:val="a6"/>
         <w:shd w:val="clear" w:color="auto" w:fill="FFF8EC"/>
-        <w:divId w:val="1099254950"/>
+        <w:divId w:val="908152755"/>
         <w:rPr>
           <w:rFonts w:ascii="微软雅黑" w:eastAsia="微软雅黑" w:hAnsi="微软雅黑" w:hint="eastAsia"/>
           <w:color w:val="5B4A1F"/>
@@ -15099,15 +15534,7 @@
           <w:sz w:val="20"/>
           <w:szCs w:val="20"/>
         </w:rPr>
-        <w:t xml:space="preserve">  </w:t>
-      </w:r>
-      <w:r>
-        <w:rPr>
-          <w:color w:val="1A1A2E"/>
-          <w:sz w:val="20"/>
-          <w:szCs w:val="20"/>
-        </w:rPr>
-        <w:t>return new Promise((resolve) =&gt; {</w:t>
+        <w:t xml:space="preserve">  return new Promise((resolve) =&gt; {</w:t>
       </w:r>
     </w:p>
     <w:p>
@@ -15143,7 +15570,15 @@
           <w:sz w:val="20"/>
           <w:szCs w:val="20"/>
         </w:rPr>
-        <w:t xml:space="preserve">    const finish = (r) =&gt; { if (!done) { done = true; clearInterval(guard); sock.destroy(); resolve(r); } };</w:t>
+        <w:t xml:space="preserve">    const finish = (r) =&gt; </w:t>
+      </w:r>
+      <w:r>
+        <w:rPr>
+          <w:color w:val="1A1A2E"/>
+          <w:sz w:val="20"/>
+          <w:szCs w:val="20"/>
+        </w:rPr>
+        <w:t>{ if (!done) { done = true; clearInterval(guard); sock.destroy(); resolve(r); } };</w:t>
       </w:r>
     </w:p>
     <w:p>
@@ -15289,15 +15724,7 @@
           <w:sz w:val="20"/>
           <w:szCs w:val="20"/>
         </w:rPr>
-        <w:t xml:space="preserve">    sock.on('</w:t>
-      </w:r>
-      <w:r>
-        <w:rPr>
-          <w:color w:val="1A1A2E"/>
-          <w:sz w:val="20"/>
-          <w:szCs w:val="20"/>
-        </w:rPr>
-        <w:t>connect', () =&gt; {</w:t>
+        <w:t xml:space="preserve">    sock.on('connect', () =&gt; {</w:t>
       </w:r>
     </w:p>
     <w:p>
@@ -15333,7 +15760,15 @@
           <w:sz w:val="20"/>
           <w:szCs w:val="20"/>
         </w:rPr>
-        <w:t xml:space="preserve">      const rs = fs.createReadStream(localPath, { highWaterMark: 1 &lt;&lt; 20 });</w:t>
+        <w:t xml:space="preserve">      </w:t>
+      </w:r>
+      <w:r>
+        <w:rPr>
+          <w:color w:val="1A1A2E"/>
+          <w:sz w:val="20"/>
+          <w:szCs w:val="20"/>
+        </w:rPr>
+        <w:t>const rs = fs.createReadStream(localPath, { highWaterMark: 1 &lt;&lt; 20 });</w:t>
       </w:r>
     </w:p>
     <w:p>
@@ -16076,15 +16511,7 @@
           <w:sz w:val="20"/>
           <w:szCs w:val="20"/>
         </w:rPr>
-        <w:t xml:space="preserve">    </w:t>
-      </w:r>
-      <w:r>
-        <w:rPr>
-          <w:color w:val="1A1A2E"/>
-          <w:sz w:val="20"/>
-          <w:szCs w:val="20"/>
-        </w:rPr>
-        <w:t>return MediaStore.Video.Thumbnails.getThumbnail(getContentResolver(), id,</w:t>
+        <w:t xml:space="preserve">    return MediaStore.Video.Thumbnails.getThumbnail(getContentResolver(), id,</w:t>
       </w:r>
     </w:p>
     <w:p>
@@ -16102,7 +16529,15 @@
           <w:sz w:val="20"/>
           <w:szCs w:val="20"/>
         </w:rPr>
-        <w:t xml:space="preserve">            MediaStore.Video.Thumbnails.MINI_KIND, null);   // </w:t>
+        <w:t xml:space="preserve">            MediaStore.Video.Thumbnails.MINI_KIND, null);   </w:t>
+      </w:r>
+      <w:r>
+        <w:rPr>
+          <w:color w:val="1A1A2E"/>
+          <w:sz w:val="20"/>
+          <w:szCs w:val="20"/>
+        </w:rPr>
+        <w:t xml:space="preserve">// </w:t>
       </w:r>
       <w:r>
         <w:rPr>
@@ -17372,15 +17807,7 @@
           <w:sz w:val="20"/>
           <w:szCs w:val="20"/>
         </w:rPr>
-        <w:t xml:space="preserve">    if (clientIp != null &amp;&amp; !clientIp.equals("</w:t>
-      </w:r>
-      <w:r>
-        <w:rPr>
-          <w:color w:val="1A1A2E"/>
-          <w:sz w:val="20"/>
-          <w:szCs w:val="20"/>
-        </w:rPr>
-        <w:t>127.0.0.1") &amp;&amp; !clientIp.equals("localhost")) {</w:t>
+        <w:t xml:space="preserve">    if (clientIp != null &amp;&amp; !clientIp.equals("127.0.0.1") &amp;&amp; !clientIp.equals("localhost")) {</w:t>
       </w:r>
     </w:p>
     <w:p>
@@ -17398,7 +17825,15 @@
           <w:sz w:val="20"/>
           <w:szCs w:val="20"/>
         </w:rPr>
-        <w:t xml:space="preserve">        return newFixedLengthResponse(Response.Status.FORBIDDEN, "text/plain", "403 LAN paused");</w:t>
+        <w:t xml:space="preserve">        return newFixedLengthResponse(Response.Status.FORBIDDEN, "text/plain", "</w:t>
+      </w:r>
+      <w:r>
+        <w:rPr>
+          <w:color w:val="1A1A2E"/>
+          <w:sz w:val="20"/>
+          <w:szCs w:val="20"/>
+        </w:rPr>
+        <w:t>403 LAN paused");</w:t>
       </w:r>
     </w:p>
     <w:p>
@@ -18785,9 +19220,9 @@
       </w:tblPr>
       <w:tblGrid>
         <w:gridCol w:w="515"/>
-        <w:gridCol w:w="2000"/>
-        <w:gridCol w:w="4411"/>
-        <w:gridCol w:w="1364"/>
+        <w:gridCol w:w="1855"/>
+        <w:gridCol w:w="4384"/>
+        <w:gridCol w:w="1536"/>
       </w:tblGrid>
       <w:tr>
         <w:trPr>
@@ -21585,6 +22020,422 @@
           </w:p>
         </w:tc>
       </w:tr>
+      <w:tr>
+        <w:tc>
+          <w:tcPr>
+            <w:tcW w:w="0" w:type="auto"/>
+            <w:tcBorders>
+              <w:top w:val="single" w:sz="6" w:space="0" w:color="9AA5C0"/>
+              <w:left w:val="single" w:sz="6" w:space="0" w:color="9AA5C0"/>
+              <w:bottom w:val="single" w:sz="6" w:space="0" w:color="9AA5C0"/>
+              <w:right w:val="single" w:sz="6" w:space="0" w:color="9AA5C0"/>
+            </w:tcBorders>
+            <w:tcMar>
+              <w:top w:w="80" w:type="dxa"/>
+              <w:left w:w="140" w:type="dxa"/>
+              <w:bottom w:w="80" w:type="dxa"/>
+              <w:right w:w="140" w:type="dxa"/>
+            </w:tcMar>
+            <w:hideMark/>
+          </w:tcPr>
+          <w:p>
+            <w:pPr>
+              <w:spacing w:before="160" w:after="160"/>
+              <w:rPr>
+                <w:rFonts w:ascii="微软雅黑" w:eastAsia="微软雅黑" w:hAnsi="微软雅黑" w:hint="eastAsia"/>
+                <w:color w:val="1A1A2E"/>
+                <w:sz w:val="20"/>
+                <w:szCs w:val="20"/>
+              </w:rPr>
+            </w:pPr>
+            <w:r>
+              <w:rPr>
+                <w:rFonts w:ascii="微软雅黑" w:eastAsia="微软雅黑" w:hAnsi="微软雅黑" w:hint="eastAsia"/>
+                <w:color w:val="1A1A2E"/>
+                <w:sz w:val="20"/>
+                <w:szCs w:val="20"/>
+              </w:rPr>
+              <w:t>15</w:t>
+            </w:r>
+          </w:p>
+        </w:tc>
+        <w:tc>
+          <w:tcPr>
+            <w:tcW w:w="0" w:type="auto"/>
+            <w:tcBorders>
+              <w:top w:val="single" w:sz="6" w:space="0" w:color="9AA5C0"/>
+              <w:left w:val="single" w:sz="6" w:space="0" w:color="9AA5C0"/>
+              <w:bottom w:val="single" w:sz="6" w:space="0" w:color="9AA5C0"/>
+              <w:right w:val="single" w:sz="6" w:space="0" w:color="9AA5C0"/>
+            </w:tcBorders>
+            <w:tcMar>
+              <w:top w:w="80" w:type="dxa"/>
+              <w:left w:w="140" w:type="dxa"/>
+              <w:bottom w:w="80" w:type="dxa"/>
+              <w:right w:w="140" w:type="dxa"/>
+            </w:tcMar>
+            <w:hideMark/>
+          </w:tcPr>
+          <w:p>
+            <w:pPr>
+              <w:spacing w:before="160" w:after="160"/>
+              <w:rPr>
+                <w:rFonts w:ascii="微软雅黑" w:eastAsia="微软雅黑" w:hAnsi="微软雅黑" w:hint="eastAsia"/>
+                <w:color w:val="1A1A2E"/>
+                <w:sz w:val="20"/>
+                <w:szCs w:val="20"/>
+              </w:rPr>
+            </w:pPr>
+            <w:r>
+              <w:rPr>
+                <w:rFonts w:ascii="微软雅黑" w:eastAsia="微软雅黑" w:hAnsi="微软雅黑" w:hint="eastAsia"/>
+                <w:color w:val="1A1A2E"/>
+                <w:sz w:val="20"/>
+                <w:szCs w:val="20"/>
+              </w:rPr>
+              <w:t>剪贴板防回环</w:t>
+            </w:r>
+            <w:r>
+              <w:rPr>
+                <w:rFonts w:ascii="微软雅黑" w:eastAsia="微软雅黑" w:hAnsi="微软雅黑" w:hint="eastAsia"/>
+                <w:color w:val="1A1A2E"/>
+                <w:sz w:val="20"/>
+                <w:szCs w:val="20"/>
+              </w:rPr>
+              <w:t xml:space="preserve"> v2</w:t>
+            </w:r>
+            <w:r>
+              <w:rPr>
+                <w:rFonts w:ascii="微软雅黑" w:eastAsia="微软雅黑" w:hAnsi="微软雅黑" w:hint="eastAsia"/>
+                <w:color w:val="1A1A2E"/>
+                <w:sz w:val="20"/>
+                <w:szCs w:val="20"/>
+              </w:rPr>
+              <w:t>（推送失败重试</w:t>
+            </w:r>
+            <w:r>
+              <w:rPr>
+                <w:rFonts w:ascii="微软雅黑" w:eastAsia="微软雅黑" w:hAnsi="微软雅黑" w:hint="eastAsia"/>
+                <w:color w:val="1A1A2E"/>
+                <w:sz w:val="20"/>
+                <w:szCs w:val="20"/>
+              </w:rPr>
+              <w:t xml:space="preserve"> + </w:t>
+            </w:r>
+            <w:r>
+              <w:rPr>
+                <w:rFonts w:ascii="微软雅黑" w:eastAsia="微软雅黑" w:hAnsi="微软雅黑" w:hint="eastAsia"/>
+                <w:color w:val="1A1A2E"/>
+                <w:sz w:val="20"/>
+                <w:szCs w:val="20"/>
+              </w:rPr>
+              <w:t>一次性令牌）</w:t>
+            </w:r>
+          </w:p>
+        </w:tc>
+        <w:tc>
+          <w:tcPr>
+            <w:tcW w:w="0" w:type="auto"/>
+            <w:tcBorders>
+              <w:top w:val="single" w:sz="6" w:space="0" w:color="9AA5C0"/>
+              <w:left w:val="single" w:sz="6" w:space="0" w:color="9AA5C0"/>
+              <w:bottom w:val="single" w:sz="6" w:space="0" w:color="9AA5C0"/>
+              <w:right w:val="single" w:sz="6" w:space="0" w:color="9AA5C0"/>
+            </w:tcBorders>
+            <w:tcMar>
+              <w:top w:w="80" w:type="dxa"/>
+              <w:left w:w="140" w:type="dxa"/>
+              <w:bottom w:w="80" w:type="dxa"/>
+              <w:right w:w="140" w:type="dxa"/>
+            </w:tcMar>
+            <w:hideMark/>
+          </w:tcPr>
+          <w:p>
+            <w:pPr>
+              <w:spacing w:before="160" w:after="160"/>
+              <w:rPr>
+                <w:rFonts w:ascii="微软雅黑" w:eastAsia="微软雅黑" w:hAnsi="微软雅黑" w:hint="eastAsia"/>
+                <w:color w:val="1A1A2E"/>
+                <w:sz w:val="20"/>
+                <w:szCs w:val="20"/>
+              </w:rPr>
+            </w:pPr>
+            <w:r>
+              <w:rPr>
+                <w:rFonts w:ascii="微软雅黑" w:eastAsia="微软雅黑" w:hAnsi="微软雅黑" w:hint="eastAsia"/>
+                <w:color w:val="1A1A2E"/>
+                <w:sz w:val="20"/>
+                <w:szCs w:val="20"/>
+              </w:rPr>
+              <w:t>main.js</w:t>
+            </w:r>
+          </w:p>
+        </w:tc>
+        <w:tc>
+          <w:tcPr>
+            <w:tcW w:w="0" w:type="auto"/>
+            <w:tcBorders>
+              <w:top w:val="single" w:sz="6" w:space="0" w:color="9AA5C0"/>
+              <w:left w:val="single" w:sz="6" w:space="0" w:color="9AA5C0"/>
+              <w:bottom w:val="single" w:sz="6" w:space="0" w:color="9AA5C0"/>
+              <w:right w:val="single" w:sz="6" w:space="0" w:color="9AA5C0"/>
+            </w:tcBorders>
+            <w:tcMar>
+              <w:top w:w="80" w:type="dxa"/>
+              <w:left w:w="140" w:type="dxa"/>
+              <w:bottom w:w="80" w:type="dxa"/>
+              <w:right w:w="140" w:type="dxa"/>
+            </w:tcMar>
+            <w:hideMark/>
+          </w:tcPr>
+          <w:p>
+            <w:pPr>
+              <w:spacing w:before="160" w:after="160"/>
+              <w:rPr>
+                <w:rFonts w:ascii="微软雅黑" w:eastAsia="微软雅黑" w:hAnsi="微软雅黑" w:hint="eastAsia"/>
+                <w:color w:val="1A1A2E"/>
+                <w:sz w:val="20"/>
+                <w:szCs w:val="20"/>
+              </w:rPr>
+            </w:pPr>
+            <w:r>
+              <w:rPr>
+                <w:rFonts w:ascii="微软雅黑" w:eastAsia="微软雅黑" w:hAnsi="微软雅黑" w:hint="eastAsia"/>
+                <w:color w:val="1A1A2E"/>
+                <w:sz w:val="20"/>
+                <w:szCs w:val="20"/>
+              </w:rPr>
+              <w:t>修复推送失败后内容丢失</w:t>
+            </w:r>
+            <w:r>
+              <w:rPr>
+                <w:rFonts w:ascii="微软雅黑" w:eastAsia="微软雅黑" w:hAnsi="微软雅黑" w:hint="eastAsia"/>
+                <w:color w:val="1A1A2E"/>
+                <w:sz w:val="20"/>
+                <w:szCs w:val="20"/>
+              </w:rPr>
+              <w:t>/</w:t>
+            </w:r>
+            <w:r>
+              <w:rPr>
+                <w:rFonts w:ascii="微软雅黑" w:eastAsia="微软雅黑" w:hAnsi="微软雅黑" w:hint="eastAsia"/>
+                <w:color w:val="1A1A2E"/>
+                <w:sz w:val="20"/>
+                <w:szCs w:val="20"/>
+              </w:rPr>
+              <w:t>永不再同步</w:t>
+            </w:r>
+            <w:r>
+              <w:rPr>
+                <w:rFonts w:ascii="微软雅黑" w:eastAsia="微软雅黑" w:hAnsi="微软雅黑" w:hint="eastAsia"/>
+                <w:color w:val="1A1A2E"/>
+                <w:sz w:val="20"/>
+                <w:szCs w:val="20"/>
+              </w:rPr>
+              <w:t xml:space="preserve">/echoGuard </w:t>
+            </w:r>
+            <w:r>
+              <w:rPr>
+                <w:rFonts w:ascii="微软雅黑" w:eastAsia="微软雅黑" w:hAnsi="微软雅黑" w:hint="eastAsia"/>
+                <w:color w:val="1A1A2E"/>
+                <w:sz w:val="20"/>
+                <w:szCs w:val="20"/>
+              </w:rPr>
+              <w:t>残留屏蔽同步</w:t>
+            </w:r>
+          </w:p>
+        </w:tc>
+      </w:tr>
+      <w:tr>
+        <w:tc>
+          <w:tcPr>
+            <w:tcW w:w="0" w:type="auto"/>
+            <w:tcBorders>
+              <w:top w:val="single" w:sz="6" w:space="0" w:color="9AA5C0"/>
+              <w:left w:val="single" w:sz="6" w:space="0" w:color="9AA5C0"/>
+              <w:bottom w:val="single" w:sz="6" w:space="0" w:color="9AA5C0"/>
+              <w:right w:val="single" w:sz="6" w:space="0" w:color="9AA5C0"/>
+            </w:tcBorders>
+            <w:tcMar>
+              <w:top w:w="80" w:type="dxa"/>
+              <w:left w:w="140" w:type="dxa"/>
+              <w:bottom w:w="80" w:type="dxa"/>
+              <w:right w:w="140" w:type="dxa"/>
+            </w:tcMar>
+            <w:hideMark/>
+          </w:tcPr>
+          <w:p>
+            <w:pPr>
+              <w:spacing w:before="160" w:after="160"/>
+              <w:rPr>
+                <w:rFonts w:ascii="微软雅黑" w:eastAsia="微软雅黑" w:hAnsi="微软雅黑" w:hint="eastAsia"/>
+                <w:color w:val="1A1A2E"/>
+                <w:sz w:val="20"/>
+                <w:szCs w:val="20"/>
+              </w:rPr>
+            </w:pPr>
+            <w:r>
+              <w:rPr>
+                <w:rFonts w:ascii="微软雅黑" w:eastAsia="微软雅黑" w:hAnsi="微软雅黑" w:hint="eastAsia"/>
+                <w:color w:val="1A1A2E"/>
+                <w:sz w:val="20"/>
+                <w:szCs w:val="20"/>
+              </w:rPr>
+              <w:t>16</w:t>
+            </w:r>
+          </w:p>
+        </w:tc>
+        <w:tc>
+          <w:tcPr>
+            <w:tcW w:w="0" w:type="auto"/>
+            <w:tcBorders>
+              <w:top w:val="single" w:sz="6" w:space="0" w:color="9AA5C0"/>
+              <w:left w:val="single" w:sz="6" w:space="0" w:color="9AA5C0"/>
+              <w:bottom w:val="single" w:sz="6" w:space="0" w:color="9AA5C0"/>
+              <w:right w:val="single" w:sz="6" w:space="0" w:color="9AA5C0"/>
+            </w:tcBorders>
+            <w:tcMar>
+              <w:top w:w="80" w:type="dxa"/>
+              <w:left w:w="140" w:type="dxa"/>
+              <w:bottom w:w="80" w:type="dxa"/>
+              <w:right w:w="140" w:type="dxa"/>
+            </w:tcMar>
+            <w:hideMark/>
+          </w:tcPr>
+          <w:p>
+            <w:pPr>
+              <w:spacing w:before="160" w:after="160"/>
+              <w:rPr>
+                <w:rFonts w:ascii="微软雅黑" w:eastAsia="微软雅黑" w:hAnsi="微软雅黑" w:hint="eastAsia"/>
+                <w:color w:val="1A1A2E"/>
+                <w:sz w:val="20"/>
+                <w:szCs w:val="20"/>
+              </w:rPr>
+            </w:pPr>
+            <w:r>
+              <w:rPr>
+                <w:rFonts w:ascii="微软雅黑" w:eastAsia="微软雅黑" w:hAnsi="微软雅黑" w:hint="eastAsia"/>
+                <w:color w:val="1A1A2E"/>
+                <w:sz w:val="20"/>
+                <w:szCs w:val="20"/>
+              </w:rPr>
+              <w:t xml:space="preserve">NanoHTTPD </w:t>
+            </w:r>
+            <w:r>
+              <w:rPr>
+                <w:rFonts w:ascii="微软雅黑" w:eastAsia="微软雅黑" w:hAnsi="微软雅黑" w:hint="eastAsia"/>
+                <w:color w:val="1A1A2E"/>
+                <w:sz w:val="20"/>
+                <w:szCs w:val="20"/>
+              </w:rPr>
+              <w:t>临时文件推图后清理</w:t>
+            </w:r>
+          </w:p>
+        </w:tc>
+        <w:tc>
+          <w:tcPr>
+            <w:tcW w:w="0" w:type="auto"/>
+            <w:tcBorders>
+              <w:top w:val="single" w:sz="6" w:space="0" w:color="9AA5C0"/>
+              <w:left w:val="single" w:sz="6" w:space="0" w:color="9AA5C0"/>
+              <w:bottom w:val="single" w:sz="6" w:space="0" w:color="9AA5C0"/>
+              <w:right w:val="single" w:sz="6" w:space="0" w:color="9AA5C0"/>
+            </w:tcBorders>
+            <w:tcMar>
+              <w:top w:w="80" w:type="dxa"/>
+              <w:left w:w="140" w:type="dxa"/>
+              <w:bottom w:w="80" w:type="dxa"/>
+              <w:right w:w="140" w:type="dxa"/>
+            </w:tcMar>
+            <w:hideMark/>
+          </w:tcPr>
+          <w:p>
+            <w:pPr>
+              <w:spacing w:before="160" w:after="160"/>
+              <w:rPr>
+                <w:rFonts w:ascii="微软雅黑" w:eastAsia="微软雅黑" w:hAnsi="微软雅黑" w:hint="eastAsia"/>
+                <w:color w:val="1A1A2E"/>
+                <w:sz w:val="20"/>
+                <w:szCs w:val="20"/>
+              </w:rPr>
+            </w:pPr>
+            <w:r>
+              <w:rPr>
+                <w:rFonts w:ascii="微软雅黑" w:eastAsia="微软雅黑" w:hAnsi="微软雅黑" w:hint="eastAsia"/>
+                <w:color w:val="1A1A2E"/>
+                <w:sz w:val="20"/>
+                <w:szCs w:val="20"/>
+              </w:rPr>
+              <w:t>APK</w:t>
+            </w:r>
+            <w:r>
+              <w:rPr>
+                <w:rFonts w:ascii="微软雅黑" w:eastAsia="微软雅黑" w:hAnsi="微软雅黑" w:hint="eastAsia"/>
+                <w:color w:val="1A1A2E"/>
+                <w:sz w:val="20"/>
+                <w:szCs w:val="20"/>
+              </w:rPr>
+              <w:t>（</w:t>
+            </w:r>
+            <w:r>
+              <w:rPr>
+                <w:rFonts w:ascii="微软雅黑" w:eastAsia="微软雅黑" w:hAnsi="微软雅黑" w:hint="eastAsia"/>
+                <w:color w:val="1A1A2E"/>
+                <w:sz w:val="20"/>
+                <w:szCs w:val="20"/>
+              </w:rPr>
+              <w:t>HttpServer</w:t>
+            </w:r>
+            <w:r>
+              <w:rPr>
+                <w:rFonts w:ascii="微软雅黑" w:eastAsia="微软雅黑" w:hAnsi="微软雅黑" w:hint="eastAsia"/>
+                <w:color w:val="1A1A2E"/>
+                <w:sz w:val="20"/>
+                <w:szCs w:val="20"/>
+              </w:rPr>
+              <w:t>）</w:t>
+            </w:r>
+          </w:p>
+        </w:tc>
+        <w:tc>
+          <w:tcPr>
+            <w:tcW w:w="0" w:type="auto"/>
+            <w:tcBorders>
+              <w:top w:val="single" w:sz="6" w:space="0" w:color="9AA5C0"/>
+              <w:left w:val="single" w:sz="6" w:space="0" w:color="9AA5C0"/>
+              <w:bottom w:val="single" w:sz="6" w:space="0" w:color="9AA5C0"/>
+              <w:right w:val="single" w:sz="6" w:space="0" w:color="9AA5C0"/>
+            </w:tcBorders>
+            <w:tcMar>
+              <w:top w:w="80" w:type="dxa"/>
+              <w:left w:w="140" w:type="dxa"/>
+              <w:bottom w:w="80" w:type="dxa"/>
+              <w:right w:w="140" w:type="dxa"/>
+            </w:tcMar>
+            <w:hideMark/>
+          </w:tcPr>
+          <w:p>
+            <w:pPr>
+              <w:spacing w:before="160" w:after="160"/>
+              <w:rPr>
+                <w:rFonts w:ascii="微软雅黑" w:eastAsia="微软雅黑" w:hAnsi="微软雅黑" w:hint="eastAsia"/>
+                <w:color w:val="1A1A2E"/>
+                <w:sz w:val="20"/>
+                <w:szCs w:val="20"/>
+              </w:rPr>
+            </w:pPr>
+            <w:r>
+              <w:rPr>
+                <w:rFonts w:ascii="微软雅黑" w:eastAsia="微软雅黑" w:hAnsi="微软雅黑" w:hint="eastAsia"/>
+                <w:color w:val="1A1A2E"/>
+                <w:sz w:val="20"/>
+                <w:szCs w:val="20"/>
+              </w:rPr>
+              <w:t>修复每次推图的磁盘空间泄漏</w:t>
+            </w:r>
+          </w:p>
+        </w:tc>
+      </w:tr>
     </w:tbl>
     <w:p>
       <w:pPr>
@@ -21603,7 +22454,7 @@
           <w:sz w:val="22"/>
           <w:szCs w:val="22"/>
         </w:rPr>
-        <w:pict w14:anchorId="7389D506">
+        <w:pict w14:anchorId="248D6E27">
           <v:rect id="_x0000_i1029" style="width:0;height:1.5pt" o:hralign="center" o:hrstd="t" o:hr="t" fillcolor="#a0a0a0" stroked="f"/>
         </w:pict>
       </w:r>
@@ -22059,15 +22910,7 @@
           <w:sz w:val="20"/>
           <w:szCs w:val="20"/>
         </w:rPr>
-        <w:t>npx @electron/asar pack "</w:t>
-      </w:r>
-      <w:r>
-        <w:rPr>
-          <w:color w:val="1A1A2E"/>
-          <w:sz w:val="20"/>
-          <w:szCs w:val="20"/>
-        </w:rPr>
-        <w:t>resources\app.asar.unpacked" "resources\app.asar" --unpack-dir "{res,node_modules}"</w:t>
+        <w:t>npx @electron/asar pack "resources\app.asar.unpacked" "resources\app.asar" --unpack-dir "{res,node_modules}"</w:t>
       </w:r>
     </w:p>
     <w:p>
@@ -23438,7 +24281,7 @@
           <w:sz w:val="22"/>
           <w:szCs w:val="22"/>
         </w:rPr>
-        <w:pict w14:anchorId="09BE4F41">
+        <w:pict w14:anchorId="60C78863">
           <v:rect id="_x0000_i1030" style="width:0;height:1.5pt" o:hralign="center" o:hrstd="t" o:hr="t" fillcolor="#a0a0a0" stroked="f"/>
         </w:pict>
       </w:r>
@@ -24737,7 +25580,7 @@
           <w:sz w:val="22"/>
           <w:szCs w:val="22"/>
         </w:rPr>
-        <w:pict w14:anchorId="64F31EB1">
+        <w:pict w14:anchorId="61C81CF9">
           <v:rect id="_x0000_i1031" style="width:0;height:1.5pt" o:hralign="center" o:hrstd="t" o:hr="t" fillcolor="#a0a0a0" stroked="f"/>
         </w:pict>
       </w:r>
@@ -24834,9 +25677,9 @@
 <file path=word/numbering.xml><?xml version="1.0" encoding="utf-8"?>
 <w:numbering xmlns:wpc="http://schemas.microsoft.com/office/word/2010/wordprocessingCanvas" xmlns:cx="http://schemas.microsoft.com/office/drawing/2014/chartex" xmlns:cx1="http://schemas.microsoft.com/office/drawing/2015/9/8/chartex" xmlns:cx2="http://schemas.microsoft.com/office/drawing/2015/10/21/chartex" xmlns:cx3="http://schemas.microsoft.com/office/drawing/2016/5/9/chartex" xmlns:cx4="http://schemas.microsoft.com/office/drawing/2016/5/10/chartex" xmlns:cx5="http://schemas.microsoft.com/office/drawing/2016/5/11/chartex" xmlns:cx6="http://schemas.microsoft.com/office/drawing/2016/5/12/chartex" xmlns:cx7="http://schemas.microsoft.com/office/drawing/2016/5/13/chartex" xmlns:cx8="http://schemas.microsoft.com/office/drawing/2016/5/14/chartex" xmlns:mc="http://schemas.openxmlformats.org/markup-compatibility/2006" xmlns:aink="http://schemas.microsoft.com/office/drawing/2016/ink" xmlns:am3d="http://schemas.microsoft.com/office/drawing/2017/model3d" xmlns:o="urn:schemas-microsoft-com:office:office" xmlns:oel="http://schemas.microsoft.com/office/2019/extlst" xmlns:r="http://schemas.openxmlformats.org/officeDocument/2006/relationships" xmlns:m="http://schemas.openxmlformats.org/officeDocument/2006/math" xmlns:v="urn:schemas-microsoft-com:vml" xmlns:wp14="http://schemas.microsoft.com/office/word/2010/wordprocessingDrawing" xmlns:wp="http://schemas.openxmlformats.org/drawingml/2006/wordprocessingDrawing" xmlns:w10="urn:schemas-microsoft-com:office:word" xmlns:w="http://schemas.openxmlformats.org/wordprocessingml/2006/main" xmlns:w14="http://schemas.microsoft.com/office/word/2010/wordml" xmlns:w15="http://schemas.microsoft.com/office/word/2012/wordml" xmlns:w16cex="http://schemas.microsoft.com/office/word/2018/wordml/cex" xmlns:w16cid="http://schemas.microsoft.com/office/word/2016/wordml/cid" xmlns:w16="http://schemas.microsoft.com/office/word/2018/wordml" xmlns:w16du="http://schemas.microsoft.com/office/word/2023/wordml/word16du" xmlns:w16sdtdh="http://schemas.microsoft.com/office/word/2020/wordml/sdtdatahash" xmlns:w16sdtfl="http://schemas.microsoft.com/office/word/2024/wordml/sdtformatlock" xmlns:w16se="http://schemas.microsoft.com/office/word/2015/wordml/symex" xmlns:wpg="http://schemas.microsoft.com/office/word/2010/wordprocessingGroup" xmlns:wpi="http://schemas.microsoft.com/office/word/2010/wordprocessingInk" xmlns:wne="http://schemas.microsoft.com/office/word/2006/wordml" xmlns:wps="http://schemas.microsoft.com/office/word/2010/wordprocessingShape" mc:Ignorable="w14 w15 w16se w16cid w16 w16cex w16sdtdh w16sdtfl w16du wp14">
   <w:abstractNum w:abstractNumId="0" w15:restartNumberingAfterBreak="0">
-    <w:nsid w:val="0131703E"/>
+    <w:nsid w:val="0B27011B"/>
     <w:multiLevelType w:val="multilevel"/>
-    <w:tmpl w:val="8BACDA94"/>
+    <w:tmpl w:val="37287E74"/>
     <w:lvl w:ilvl="0">
       <w:start w:val="1"/>
       <w:numFmt w:val="bullet"/>
@@ -24983,9 +25826,9 @@
     </w:lvl>
   </w:abstractNum>
   <w:abstractNum w:abstractNumId="1" w15:restartNumberingAfterBreak="0">
-    <w:nsid w:val="15D4139E"/>
+    <w:nsid w:val="0EB7471B"/>
     <w:multiLevelType w:val="multilevel"/>
-    <w:tmpl w:val="A3B038B4"/>
+    <w:tmpl w:val="27C4CECC"/>
     <w:lvl w:ilvl="0">
       <w:start w:val="1"/>
       <w:numFmt w:val="bullet"/>
@@ -25132,122 +25975,9 @@
     </w:lvl>
   </w:abstractNum>
   <w:abstractNum w:abstractNumId="2" w15:restartNumberingAfterBreak="0">
-    <w:nsid w:val="1BA70C60"/>
+    <w:nsid w:val="12740F7F"/>
     <w:multiLevelType w:val="multilevel"/>
-    <w:tmpl w:val="C11283BA"/>
-    <w:lvl w:ilvl="0">
-      <w:start w:val="3"/>
-      <w:numFmt w:val="decimal"/>
-      <w:lvlText w:val="%1."/>
-      <w:lvlJc w:val="left"/>
-      <w:pPr>
-        <w:tabs>
-          <w:tab w:val="num" w:pos="720"/>
-        </w:tabs>
-        <w:ind w:left="720" w:hanging="360"/>
-      </w:pPr>
-    </w:lvl>
-    <w:lvl w:ilvl="1" w:tentative="1">
-      <w:start w:val="1"/>
-      <w:numFmt w:val="decimal"/>
-      <w:lvlText w:val="%2."/>
-      <w:lvlJc w:val="left"/>
-      <w:pPr>
-        <w:tabs>
-          <w:tab w:val="num" w:pos="1440"/>
-        </w:tabs>
-        <w:ind w:left="1440" w:hanging="360"/>
-      </w:pPr>
-    </w:lvl>
-    <w:lvl w:ilvl="2" w:tentative="1">
-      <w:start w:val="1"/>
-      <w:numFmt w:val="decimal"/>
-      <w:lvlText w:val="%3."/>
-      <w:lvlJc w:val="left"/>
-      <w:pPr>
-        <w:tabs>
-          <w:tab w:val="num" w:pos="2160"/>
-        </w:tabs>
-        <w:ind w:left="2160" w:hanging="360"/>
-      </w:pPr>
-    </w:lvl>
-    <w:lvl w:ilvl="3" w:tentative="1">
-      <w:start w:val="1"/>
-      <w:numFmt w:val="decimal"/>
-      <w:lvlText w:val="%4."/>
-      <w:lvlJc w:val="left"/>
-      <w:pPr>
-        <w:tabs>
-          <w:tab w:val="num" w:pos="2880"/>
-        </w:tabs>
-        <w:ind w:left="2880" w:hanging="360"/>
-      </w:pPr>
-    </w:lvl>
-    <w:lvl w:ilvl="4" w:tentative="1">
-      <w:start w:val="1"/>
-      <w:numFmt w:val="decimal"/>
-      <w:lvlText w:val="%5."/>
-      <w:lvlJc w:val="left"/>
-      <w:pPr>
-        <w:tabs>
-          <w:tab w:val="num" w:pos="3600"/>
-        </w:tabs>
-        <w:ind w:left="3600" w:hanging="360"/>
-      </w:pPr>
-    </w:lvl>
-    <w:lvl w:ilvl="5" w:tentative="1">
-      <w:start w:val="1"/>
-      <w:numFmt w:val="decimal"/>
-      <w:lvlText w:val="%6."/>
-      <w:lvlJc w:val="left"/>
-      <w:pPr>
-        <w:tabs>
-          <w:tab w:val="num" w:pos="4320"/>
-        </w:tabs>
-        <w:ind w:left="4320" w:hanging="360"/>
-      </w:pPr>
-    </w:lvl>
-    <w:lvl w:ilvl="6" w:tentative="1">
-      <w:start w:val="1"/>
-      <w:numFmt w:val="decimal"/>
-      <w:lvlText w:val="%7."/>
-      <w:lvlJc w:val="left"/>
-      <w:pPr>
-        <w:tabs>
-          <w:tab w:val="num" w:pos="5040"/>
-        </w:tabs>
-        <w:ind w:left="5040" w:hanging="360"/>
-      </w:pPr>
-    </w:lvl>
-    <w:lvl w:ilvl="7" w:tentative="1">
-      <w:start w:val="1"/>
-      <w:numFmt w:val="decimal"/>
-      <w:lvlText w:val="%8."/>
-      <w:lvlJc w:val="left"/>
-      <w:pPr>
-        <w:tabs>
-          <w:tab w:val="num" w:pos="5760"/>
-        </w:tabs>
-        <w:ind w:left="5760" w:hanging="360"/>
-      </w:pPr>
-    </w:lvl>
-    <w:lvl w:ilvl="8" w:tentative="1">
-      <w:start w:val="1"/>
-      <w:numFmt w:val="decimal"/>
-      <w:lvlText w:val="%9."/>
-      <w:lvlJc w:val="left"/>
-      <w:pPr>
-        <w:tabs>
-          <w:tab w:val="num" w:pos="6480"/>
-        </w:tabs>
-        <w:ind w:left="6480" w:hanging="360"/>
-      </w:pPr>
-    </w:lvl>
-  </w:abstractNum>
-  <w:abstractNum w:abstractNumId="3" w15:restartNumberingAfterBreak="0">
-    <w:nsid w:val="22EE416F"/>
-    <w:multiLevelType w:val="multilevel"/>
-    <w:tmpl w:val="FB48A102"/>
+    <w:tmpl w:val="584244AE"/>
     <w:lvl w:ilvl="0">
       <w:start w:val="1"/>
       <w:numFmt w:val="bullet"/>
@@ -25393,10 +26123,10 @@
       </w:rPr>
     </w:lvl>
   </w:abstractNum>
-  <w:abstractNum w:abstractNumId="4" w15:restartNumberingAfterBreak="0">
-    <w:nsid w:val="28C551DC"/>
+  <w:abstractNum w:abstractNumId="3" w15:restartNumberingAfterBreak="0">
+    <w:nsid w:val="1C2F7361"/>
     <w:multiLevelType w:val="multilevel"/>
-    <w:tmpl w:val="449ED1C2"/>
+    <w:tmpl w:val="1CAEB968"/>
     <w:lvl w:ilvl="0">
       <w:start w:val="1"/>
       <w:numFmt w:val="bullet"/>
@@ -25542,123 +26272,10 @@
       </w:rPr>
     </w:lvl>
   </w:abstractNum>
-  <w:abstractNum w:abstractNumId="5" w15:restartNumberingAfterBreak="0">
-    <w:nsid w:val="2E116D52"/>
+  <w:abstractNum w:abstractNumId="4" w15:restartNumberingAfterBreak="0">
+    <w:nsid w:val="1FCA4A26"/>
     <w:multiLevelType w:val="multilevel"/>
-    <w:tmpl w:val="775EEF2C"/>
-    <w:lvl w:ilvl="0">
-      <w:start w:val="1"/>
-      <w:numFmt w:val="decimal"/>
-      <w:lvlText w:val="%1."/>
-      <w:lvlJc w:val="left"/>
-      <w:pPr>
-        <w:tabs>
-          <w:tab w:val="num" w:pos="720"/>
-        </w:tabs>
-        <w:ind w:left="720" w:hanging="360"/>
-      </w:pPr>
-    </w:lvl>
-    <w:lvl w:ilvl="1" w:tentative="1">
-      <w:start w:val="1"/>
-      <w:numFmt w:val="decimal"/>
-      <w:lvlText w:val="%2."/>
-      <w:lvlJc w:val="left"/>
-      <w:pPr>
-        <w:tabs>
-          <w:tab w:val="num" w:pos="1440"/>
-        </w:tabs>
-        <w:ind w:left="1440" w:hanging="360"/>
-      </w:pPr>
-    </w:lvl>
-    <w:lvl w:ilvl="2" w:tentative="1">
-      <w:start w:val="1"/>
-      <w:numFmt w:val="decimal"/>
-      <w:lvlText w:val="%3."/>
-      <w:lvlJc w:val="left"/>
-      <w:pPr>
-        <w:tabs>
-          <w:tab w:val="num" w:pos="2160"/>
-        </w:tabs>
-        <w:ind w:left="2160" w:hanging="360"/>
-      </w:pPr>
-    </w:lvl>
-    <w:lvl w:ilvl="3" w:tentative="1">
-      <w:start w:val="1"/>
-      <w:numFmt w:val="decimal"/>
-      <w:lvlText w:val="%4."/>
-      <w:lvlJc w:val="left"/>
-      <w:pPr>
-        <w:tabs>
-          <w:tab w:val="num" w:pos="2880"/>
-        </w:tabs>
-        <w:ind w:left="2880" w:hanging="360"/>
-      </w:pPr>
-    </w:lvl>
-    <w:lvl w:ilvl="4" w:tentative="1">
-      <w:start w:val="1"/>
-      <w:numFmt w:val="decimal"/>
-      <w:lvlText w:val="%5."/>
-      <w:lvlJc w:val="left"/>
-      <w:pPr>
-        <w:tabs>
-          <w:tab w:val="num" w:pos="3600"/>
-        </w:tabs>
-        <w:ind w:left="3600" w:hanging="360"/>
-      </w:pPr>
-    </w:lvl>
-    <w:lvl w:ilvl="5" w:tentative="1">
-      <w:start w:val="1"/>
-      <w:numFmt w:val="decimal"/>
-      <w:lvlText w:val="%6."/>
-      <w:lvlJc w:val="left"/>
-      <w:pPr>
-        <w:tabs>
-          <w:tab w:val="num" w:pos="4320"/>
-        </w:tabs>
-        <w:ind w:left="4320" w:hanging="360"/>
-      </w:pPr>
-    </w:lvl>
-    <w:lvl w:ilvl="6" w:tentative="1">
-      <w:start w:val="1"/>
-      <w:numFmt w:val="decimal"/>
-      <w:lvlText w:val="%7."/>
-      <w:lvlJc w:val="left"/>
-      <w:pPr>
-        <w:tabs>
-          <w:tab w:val="num" w:pos="5040"/>
-        </w:tabs>
-        <w:ind w:left="5040" w:hanging="360"/>
-      </w:pPr>
-    </w:lvl>
-    <w:lvl w:ilvl="7" w:tentative="1">
-      <w:start w:val="1"/>
-      <w:numFmt w:val="decimal"/>
-      <w:lvlText w:val="%8."/>
-      <w:lvlJc w:val="left"/>
-      <w:pPr>
-        <w:tabs>
-          <w:tab w:val="num" w:pos="5760"/>
-        </w:tabs>
-        <w:ind w:left="5760" w:hanging="360"/>
-      </w:pPr>
-    </w:lvl>
-    <w:lvl w:ilvl="8" w:tentative="1">
-      <w:start w:val="1"/>
-      <w:numFmt w:val="decimal"/>
-      <w:lvlText w:val="%9."/>
-      <w:lvlJc w:val="left"/>
-      <w:pPr>
-        <w:tabs>
-          <w:tab w:val="num" w:pos="6480"/>
-        </w:tabs>
-        <w:ind w:left="6480" w:hanging="360"/>
-      </w:pPr>
-    </w:lvl>
-  </w:abstractNum>
-  <w:abstractNum w:abstractNumId="6" w15:restartNumberingAfterBreak="0">
-    <w:nsid w:val="33ED40A6"/>
-    <w:multiLevelType w:val="multilevel"/>
-    <w:tmpl w:val="D106508C"/>
+    <w:tmpl w:val="9CC6F5F2"/>
     <w:lvl w:ilvl="0">
       <w:start w:val="1"/>
       <w:numFmt w:val="bullet"/>
@@ -25804,123 +26421,10 @@
       </w:rPr>
     </w:lvl>
   </w:abstractNum>
-  <w:abstractNum w:abstractNumId="7" w15:restartNumberingAfterBreak="0">
-    <w:nsid w:val="49DF380B"/>
+  <w:abstractNum w:abstractNumId="5" w15:restartNumberingAfterBreak="0">
+    <w:nsid w:val="21991526"/>
     <w:multiLevelType w:val="multilevel"/>
-    <w:tmpl w:val="DEC0032A"/>
-    <w:lvl w:ilvl="0">
-      <w:start w:val="1"/>
-      <w:numFmt w:val="decimal"/>
-      <w:lvlText w:val="%1."/>
-      <w:lvlJc w:val="left"/>
-      <w:pPr>
-        <w:tabs>
-          <w:tab w:val="num" w:pos="720"/>
-        </w:tabs>
-        <w:ind w:left="720" w:hanging="360"/>
-      </w:pPr>
-    </w:lvl>
-    <w:lvl w:ilvl="1" w:tentative="1">
-      <w:start w:val="1"/>
-      <w:numFmt w:val="decimal"/>
-      <w:lvlText w:val="%2."/>
-      <w:lvlJc w:val="left"/>
-      <w:pPr>
-        <w:tabs>
-          <w:tab w:val="num" w:pos="1440"/>
-        </w:tabs>
-        <w:ind w:left="1440" w:hanging="360"/>
-      </w:pPr>
-    </w:lvl>
-    <w:lvl w:ilvl="2" w:tentative="1">
-      <w:start w:val="1"/>
-      <w:numFmt w:val="decimal"/>
-      <w:lvlText w:val="%3."/>
-      <w:lvlJc w:val="left"/>
-      <w:pPr>
-        <w:tabs>
-          <w:tab w:val="num" w:pos="2160"/>
-        </w:tabs>
-        <w:ind w:left="2160" w:hanging="360"/>
-      </w:pPr>
-    </w:lvl>
-    <w:lvl w:ilvl="3" w:tentative="1">
-      <w:start w:val="1"/>
-      <w:numFmt w:val="decimal"/>
-      <w:lvlText w:val="%4."/>
-      <w:lvlJc w:val="left"/>
-      <w:pPr>
-        <w:tabs>
-          <w:tab w:val="num" w:pos="2880"/>
-        </w:tabs>
-        <w:ind w:left="2880" w:hanging="360"/>
-      </w:pPr>
-    </w:lvl>
-    <w:lvl w:ilvl="4" w:tentative="1">
-      <w:start w:val="1"/>
-      <w:numFmt w:val="decimal"/>
-      <w:lvlText w:val="%5."/>
-      <w:lvlJc w:val="left"/>
-      <w:pPr>
-        <w:tabs>
-          <w:tab w:val="num" w:pos="3600"/>
-        </w:tabs>
-        <w:ind w:left="3600" w:hanging="360"/>
-      </w:pPr>
-    </w:lvl>
-    <w:lvl w:ilvl="5" w:tentative="1">
-      <w:start w:val="1"/>
-      <w:numFmt w:val="decimal"/>
-      <w:lvlText w:val="%6."/>
-      <w:lvlJc w:val="left"/>
-      <w:pPr>
-        <w:tabs>
-          <w:tab w:val="num" w:pos="4320"/>
-        </w:tabs>
-        <w:ind w:left="4320" w:hanging="360"/>
-      </w:pPr>
-    </w:lvl>
-    <w:lvl w:ilvl="6" w:tentative="1">
-      <w:start w:val="1"/>
-      <w:numFmt w:val="decimal"/>
-      <w:lvlText w:val="%7."/>
-      <w:lvlJc w:val="left"/>
-      <w:pPr>
-        <w:tabs>
-          <w:tab w:val="num" w:pos="5040"/>
-        </w:tabs>
-        <w:ind w:left="5040" w:hanging="360"/>
-      </w:pPr>
-    </w:lvl>
-    <w:lvl w:ilvl="7" w:tentative="1">
-      <w:start w:val="1"/>
-      <w:numFmt w:val="decimal"/>
-      <w:lvlText w:val="%8."/>
-      <w:lvlJc w:val="left"/>
-      <w:pPr>
-        <w:tabs>
-          <w:tab w:val="num" w:pos="5760"/>
-        </w:tabs>
-        <w:ind w:left="5760" w:hanging="360"/>
-      </w:pPr>
-    </w:lvl>
-    <w:lvl w:ilvl="8" w:tentative="1">
-      <w:start w:val="1"/>
-      <w:numFmt w:val="decimal"/>
-      <w:lvlText w:val="%9."/>
-      <w:lvlJc w:val="left"/>
-      <w:pPr>
-        <w:tabs>
-          <w:tab w:val="num" w:pos="6480"/>
-        </w:tabs>
-        <w:ind w:left="6480" w:hanging="360"/>
-      </w:pPr>
-    </w:lvl>
-  </w:abstractNum>
-  <w:abstractNum w:abstractNumId="8" w15:restartNumberingAfterBreak="0">
-    <w:nsid w:val="4A236473"/>
-    <w:multiLevelType w:val="multilevel"/>
-    <w:tmpl w:val="D7961460"/>
+    <w:tmpl w:val="F8662252"/>
     <w:lvl w:ilvl="0">
       <w:start w:val="1"/>
       <w:numFmt w:val="bullet"/>
@@ -26066,10 +26570,10 @@
       </w:rPr>
     </w:lvl>
   </w:abstractNum>
-  <w:abstractNum w:abstractNumId="9" w15:restartNumberingAfterBreak="0">
-    <w:nsid w:val="51B30E3D"/>
+  <w:abstractNum w:abstractNumId="6" w15:restartNumberingAfterBreak="0">
+    <w:nsid w:val="2B1C7FE0"/>
     <w:multiLevelType w:val="multilevel"/>
-    <w:tmpl w:val="E174ACA2"/>
+    <w:tmpl w:val="1FA461B2"/>
     <w:lvl w:ilvl="0">
       <w:start w:val="1"/>
       <w:numFmt w:val="decimal"/>
@@ -26179,10 +26683,123 @@
       </w:pPr>
     </w:lvl>
   </w:abstractNum>
-  <w:abstractNum w:abstractNumId="10" w15:restartNumberingAfterBreak="0">
-    <w:nsid w:val="5A360603"/>
+  <w:abstractNum w:abstractNumId="7" w15:restartNumberingAfterBreak="0">
+    <w:nsid w:val="2EAF23BD"/>
     <w:multiLevelType w:val="multilevel"/>
-    <w:tmpl w:val="A8E4DFB4"/>
+    <w:tmpl w:val="88E67664"/>
+    <w:lvl w:ilvl="0">
+      <w:start w:val="3"/>
+      <w:numFmt w:val="decimal"/>
+      <w:lvlText w:val="%1."/>
+      <w:lvlJc w:val="left"/>
+      <w:pPr>
+        <w:tabs>
+          <w:tab w:val="num" w:pos="720"/>
+        </w:tabs>
+        <w:ind w:left="720" w:hanging="360"/>
+      </w:pPr>
+    </w:lvl>
+    <w:lvl w:ilvl="1" w:tentative="1">
+      <w:start w:val="1"/>
+      <w:numFmt w:val="decimal"/>
+      <w:lvlText w:val="%2."/>
+      <w:lvlJc w:val="left"/>
+      <w:pPr>
+        <w:tabs>
+          <w:tab w:val="num" w:pos="1440"/>
+        </w:tabs>
+        <w:ind w:left="1440" w:hanging="360"/>
+      </w:pPr>
+    </w:lvl>
+    <w:lvl w:ilvl="2" w:tentative="1">
+      <w:start w:val="1"/>
+      <w:numFmt w:val="decimal"/>
+      <w:lvlText w:val="%3."/>
+      <w:lvlJc w:val="left"/>
+      <w:pPr>
+        <w:tabs>
+          <w:tab w:val="num" w:pos="2160"/>
+        </w:tabs>
+        <w:ind w:left="2160" w:hanging="360"/>
+      </w:pPr>
+    </w:lvl>
+    <w:lvl w:ilvl="3" w:tentative="1">
+      <w:start w:val="1"/>
+      <w:numFmt w:val="decimal"/>
+      <w:lvlText w:val="%4."/>
+      <w:lvlJc w:val="left"/>
+      <w:pPr>
+        <w:tabs>
+          <w:tab w:val="num" w:pos="2880"/>
+        </w:tabs>
+        <w:ind w:left="2880" w:hanging="360"/>
+      </w:pPr>
+    </w:lvl>
+    <w:lvl w:ilvl="4" w:tentative="1">
+      <w:start w:val="1"/>
+      <w:numFmt w:val="decimal"/>
+      <w:lvlText w:val="%5."/>
+      <w:lvlJc w:val="left"/>
+      <w:pPr>
+        <w:tabs>
+          <w:tab w:val="num" w:pos="3600"/>
+        </w:tabs>
+        <w:ind w:left="3600" w:hanging="360"/>
+      </w:pPr>
+    </w:lvl>
+    <w:lvl w:ilvl="5" w:tentative="1">
+      <w:start w:val="1"/>
+      <w:numFmt w:val="decimal"/>
+      <w:lvlText w:val="%6."/>
+      <w:lvlJc w:val="left"/>
+      <w:pPr>
+        <w:tabs>
+          <w:tab w:val="num" w:pos="4320"/>
+        </w:tabs>
+        <w:ind w:left="4320" w:hanging="360"/>
+      </w:pPr>
+    </w:lvl>
+    <w:lvl w:ilvl="6" w:tentative="1">
+      <w:start w:val="1"/>
+      <w:numFmt w:val="decimal"/>
+      <w:lvlText w:val="%7."/>
+      <w:lvlJc w:val="left"/>
+      <w:pPr>
+        <w:tabs>
+          <w:tab w:val="num" w:pos="5040"/>
+        </w:tabs>
+        <w:ind w:left="5040" w:hanging="360"/>
+      </w:pPr>
+    </w:lvl>
+    <w:lvl w:ilvl="7" w:tentative="1">
+      <w:start w:val="1"/>
+      <w:numFmt w:val="decimal"/>
+      <w:lvlText w:val="%8."/>
+      <w:lvlJc w:val="left"/>
+      <w:pPr>
+        <w:tabs>
+          <w:tab w:val="num" w:pos="5760"/>
+        </w:tabs>
+        <w:ind w:left="5760" w:hanging="360"/>
+      </w:pPr>
+    </w:lvl>
+    <w:lvl w:ilvl="8" w:tentative="1">
+      <w:start w:val="1"/>
+      <w:numFmt w:val="decimal"/>
+      <w:lvlText w:val="%9."/>
+      <w:lvlJc w:val="left"/>
+      <w:pPr>
+        <w:tabs>
+          <w:tab w:val="num" w:pos="6480"/>
+        </w:tabs>
+        <w:ind w:left="6480" w:hanging="360"/>
+      </w:pPr>
+    </w:lvl>
+  </w:abstractNum>
+  <w:abstractNum w:abstractNumId="8" w15:restartNumberingAfterBreak="0">
+    <w:nsid w:val="39FC333D"/>
+    <w:multiLevelType w:val="multilevel"/>
+    <w:tmpl w:val="F1443DB6"/>
     <w:lvl w:ilvl="0">
       <w:start w:val="1"/>
       <w:numFmt w:val="bullet"/>
@@ -26328,10 +26945,236 @@
       </w:rPr>
     </w:lvl>
   </w:abstractNum>
+  <w:abstractNum w:abstractNumId="9" w15:restartNumberingAfterBreak="0">
+    <w:nsid w:val="4074564C"/>
+    <w:multiLevelType w:val="multilevel"/>
+    <w:tmpl w:val="DA268A1E"/>
+    <w:lvl w:ilvl="0">
+      <w:start w:val="1"/>
+      <w:numFmt w:val="decimal"/>
+      <w:lvlText w:val="%1."/>
+      <w:lvlJc w:val="left"/>
+      <w:pPr>
+        <w:tabs>
+          <w:tab w:val="num" w:pos="720"/>
+        </w:tabs>
+        <w:ind w:left="720" w:hanging="360"/>
+      </w:pPr>
+    </w:lvl>
+    <w:lvl w:ilvl="1" w:tentative="1">
+      <w:start w:val="1"/>
+      <w:numFmt w:val="decimal"/>
+      <w:lvlText w:val="%2."/>
+      <w:lvlJc w:val="left"/>
+      <w:pPr>
+        <w:tabs>
+          <w:tab w:val="num" w:pos="1440"/>
+        </w:tabs>
+        <w:ind w:left="1440" w:hanging="360"/>
+      </w:pPr>
+    </w:lvl>
+    <w:lvl w:ilvl="2" w:tentative="1">
+      <w:start w:val="1"/>
+      <w:numFmt w:val="decimal"/>
+      <w:lvlText w:val="%3."/>
+      <w:lvlJc w:val="left"/>
+      <w:pPr>
+        <w:tabs>
+          <w:tab w:val="num" w:pos="2160"/>
+        </w:tabs>
+        <w:ind w:left="2160" w:hanging="360"/>
+      </w:pPr>
+    </w:lvl>
+    <w:lvl w:ilvl="3" w:tentative="1">
+      <w:start w:val="1"/>
+      <w:numFmt w:val="decimal"/>
+      <w:lvlText w:val="%4."/>
+      <w:lvlJc w:val="left"/>
+      <w:pPr>
+        <w:tabs>
+          <w:tab w:val="num" w:pos="2880"/>
+        </w:tabs>
+        <w:ind w:left="2880" w:hanging="360"/>
+      </w:pPr>
+    </w:lvl>
+    <w:lvl w:ilvl="4" w:tentative="1">
+      <w:start w:val="1"/>
+      <w:numFmt w:val="decimal"/>
+      <w:lvlText w:val="%5."/>
+      <w:lvlJc w:val="left"/>
+      <w:pPr>
+        <w:tabs>
+          <w:tab w:val="num" w:pos="3600"/>
+        </w:tabs>
+        <w:ind w:left="3600" w:hanging="360"/>
+      </w:pPr>
+    </w:lvl>
+    <w:lvl w:ilvl="5" w:tentative="1">
+      <w:start w:val="1"/>
+      <w:numFmt w:val="decimal"/>
+      <w:lvlText w:val="%6."/>
+      <w:lvlJc w:val="left"/>
+      <w:pPr>
+        <w:tabs>
+          <w:tab w:val="num" w:pos="4320"/>
+        </w:tabs>
+        <w:ind w:left="4320" w:hanging="360"/>
+      </w:pPr>
+    </w:lvl>
+    <w:lvl w:ilvl="6" w:tentative="1">
+      <w:start w:val="1"/>
+      <w:numFmt w:val="decimal"/>
+      <w:lvlText w:val="%7."/>
+      <w:lvlJc w:val="left"/>
+      <w:pPr>
+        <w:tabs>
+          <w:tab w:val="num" w:pos="5040"/>
+        </w:tabs>
+        <w:ind w:left="5040" w:hanging="360"/>
+      </w:pPr>
+    </w:lvl>
+    <w:lvl w:ilvl="7" w:tentative="1">
+      <w:start w:val="1"/>
+      <w:numFmt w:val="decimal"/>
+      <w:lvlText w:val="%8."/>
+      <w:lvlJc w:val="left"/>
+      <w:pPr>
+        <w:tabs>
+          <w:tab w:val="num" w:pos="5760"/>
+        </w:tabs>
+        <w:ind w:left="5760" w:hanging="360"/>
+      </w:pPr>
+    </w:lvl>
+    <w:lvl w:ilvl="8" w:tentative="1">
+      <w:start w:val="1"/>
+      <w:numFmt w:val="decimal"/>
+      <w:lvlText w:val="%9."/>
+      <w:lvlJc w:val="left"/>
+      <w:pPr>
+        <w:tabs>
+          <w:tab w:val="num" w:pos="6480"/>
+        </w:tabs>
+        <w:ind w:left="6480" w:hanging="360"/>
+      </w:pPr>
+    </w:lvl>
+  </w:abstractNum>
+  <w:abstractNum w:abstractNumId="10" w15:restartNumberingAfterBreak="0">
+    <w:nsid w:val="41B27885"/>
+    <w:multiLevelType w:val="multilevel"/>
+    <w:tmpl w:val="08EA6F9A"/>
+    <w:lvl w:ilvl="0">
+      <w:start w:val="1"/>
+      <w:numFmt w:val="decimal"/>
+      <w:lvlText w:val="%1."/>
+      <w:lvlJc w:val="left"/>
+      <w:pPr>
+        <w:tabs>
+          <w:tab w:val="num" w:pos="720"/>
+        </w:tabs>
+        <w:ind w:left="720" w:hanging="360"/>
+      </w:pPr>
+    </w:lvl>
+    <w:lvl w:ilvl="1" w:tentative="1">
+      <w:start w:val="1"/>
+      <w:numFmt w:val="decimal"/>
+      <w:lvlText w:val="%2."/>
+      <w:lvlJc w:val="left"/>
+      <w:pPr>
+        <w:tabs>
+          <w:tab w:val="num" w:pos="1440"/>
+        </w:tabs>
+        <w:ind w:left="1440" w:hanging="360"/>
+      </w:pPr>
+    </w:lvl>
+    <w:lvl w:ilvl="2" w:tentative="1">
+      <w:start w:val="1"/>
+      <w:numFmt w:val="decimal"/>
+      <w:lvlText w:val="%3."/>
+      <w:lvlJc w:val="left"/>
+      <w:pPr>
+        <w:tabs>
+          <w:tab w:val="num" w:pos="2160"/>
+        </w:tabs>
+        <w:ind w:left="2160" w:hanging="360"/>
+      </w:pPr>
+    </w:lvl>
+    <w:lvl w:ilvl="3" w:tentative="1">
+      <w:start w:val="1"/>
+      <w:numFmt w:val="decimal"/>
+      <w:lvlText w:val="%4."/>
+      <w:lvlJc w:val="left"/>
+      <w:pPr>
+        <w:tabs>
+          <w:tab w:val="num" w:pos="2880"/>
+        </w:tabs>
+        <w:ind w:left="2880" w:hanging="360"/>
+      </w:pPr>
+    </w:lvl>
+    <w:lvl w:ilvl="4" w:tentative="1">
+      <w:start w:val="1"/>
+      <w:numFmt w:val="decimal"/>
+      <w:lvlText w:val="%5."/>
+      <w:lvlJc w:val="left"/>
+      <w:pPr>
+        <w:tabs>
+          <w:tab w:val="num" w:pos="3600"/>
+        </w:tabs>
+        <w:ind w:left="3600" w:hanging="360"/>
+      </w:pPr>
+    </w:lvl>
+    <w:lvl w:ilvl="5" w:tentative="1">
+      <w:start w:val="1"/>
+      <w:numFmt w:val="decimal"/>
+      <w:lvlText w:val="%6."/>
+      <w:lvlJc w:val="left"/>
+      <w:pPr>
+        <w:tabs>
+          <w:tab w:val="num" w:pos="4320"/>
+        </w:tabs>
+        <w:ind w:left="4320" w:hanging="360"/>
+      </w:pPr>
+    </w:lvl>
+    <w:lvl w:ilvl="6" w:tentative="1">
+      <w:start w:val="1"/>
+      <w:numFmt w:val="decimal"/>
+      <w:lvlText w:val="%7."/>
+      <w:lvlJc w:val="left"/>
+      <w:pPr>
+        <w:tabs>
+          <w:tab w:val="num" w:pos="5040"/>
+        </w:tabs>
+        <w:ind w:left="5040" w:hanging="360"/>
+      </w:pPr>
+    </w:lvl>
+    <w:lvl w:ilvl="7" w:tentative="1">
+      <w:start w:val="1"/>
+      <w:numFmt w:val="decimal"/>
+      <w:lvlText w:val="%8."/>
+      <w:lvlJc w:val="left"/>
+      <w:pPr>
+        <w:tabs>
+          <w:tab w:val="num" w:pos="5760"/>
+        </w:tabs>
+        <w:ind w:left="5760" w:hanging="360"/>
+      </w:pPr>
+    </w:lvl>
+    <w:lvl w:ilvl="8" w:tentative="1">
+      <w:start w:val="1"/>
+      <w:numFmt w:val="decimal"/>
+      <w:lvlText w:val="%9."/>
+      <w:lvlJc w:val="left"/>
+      <w:pPr>
+        <w:tabs>
+          <w:tab w:val="num" w:pos="6480"/>
+        </w:tabs>
+        <w:ind w:left="6480" w:hanging="360"/>
+      </w:pPr>
+    </w:lvl>
+  </w:abstractNum>
   <w:abstractNum w:abstractNumId="11" w15:restartNumberingAfterBreak="0">
-    <w:nsid w:val="63D81E6B"/>
+    <w:nsid w:val="73EA309F"/>
     <w:multiLevelType w:val="multilevel"/>
-    <w:tmpl w:val="3E56FC50"/>
+    <w:tmpl w:val="E59E634E"/>
     <w:lvl w:ilvl="0">
       <w:start w:val="1"/>
       <w:numFmt w:val="bullet"/>
@@ -26478,9 +27321,9 @@
     </w:lvl>
   </w:abstractNum>
   <w:abstractNum w:abstractNumId="12" w15:restartNumberingAfterBreak="0">
-    <w:nsid w:val="6C751B3C"/>
+    <w:nsid w:val="7E64050F"/>
     <w:multiLevelType w:val="multilevel"/>
-    <w:tmpl w:val="F9C23364"/>
+    <w:tmpl w:val="71C02D62"/>
     <w:lvl w:ilvl="0">
       <w:start w:val="1"/>
       <w:numFmt w:val="bullet"/>
@@ -26626,44 +27469,44 @@
       </w:rPr>
     </w:lvl>
   </w:abstractNum>
-  <w:num w:numId="1" w16cid:durableId="1869902549">
+  <w:num w:numId="1" w16cid:durableId="1815179148">
+    <w:abstractNumId w:val="10"/>
+  </w:num>
+  <w:num w:numId="2" w16cid:durableId="1737243764">
+    <w:abstractNumId w:val="0"/>
+  </w:num>
+  <w:num w:numId="3" w16cid:durableId="2063365103">
+    <w:abstractNumId w:val="8"/>
+  </w:num>
+  <w:num w:numId="4" w16cid:durableId="334310035">
+    <w:abstractNumId w:val="11"/>
+  </w:num>
+  <w:num w:numId="5" w16cid:durableId="1885479360">
+    <w:abstractNumId w:val="1"/>
+  </w:num>
+  <w:num w:numId="6" w16cid:durableId="1158613426">
+    <w:abstractNumId w:val="12"/>
+  </w:num>
+  <w:num w:numId="7" w16cid:durableId="696273050">
+    <w:abstractNumId w:val="6"/>
+  </w:num>
+  <w:num w:numId="8" w16cid:durableId="1782262191">
+    <w:abstractNumId w:val="4"/>
+  </w:num>
+  <w:num w:numId="9" w16cid:durableId="1037048040">
+    <w:abstractNumId w:val="3"/>
+  </w:num>
+  <w:num w:numId="10" w16cid:durableId="164590841">
+    <w:abstractNumId w:val="5"/>
+  </w:num>
+  <w:num w:numId="11" w16cid:durableId="124353181">
+    <w:abstractNumId w:val="9"/>
+  </w:num>
+  <w:num w:numId="12" w16cid:durableId="684675917">
     <w:abstractNumId w:val="7"/>
   </w:num>
-  <w:num w:numId="2" w16cid:durableId="895160581">
-    <w:abstractNumId w:val="3"/>
-  </w:num>
-  <w:num w:numId="3" w16cid:durableId="949555333">
-    <w:abstractNumId w:val="6"/>
-  </w:num>
-  <w:num w:numId="4" w16cid:durableId="2044745247">
-    <w:abstractNumId w:val="0"/>
-  </w:num>
-  <w:num w:numId="5" w16cid:durableId="2008362982">
-    <w:abstractNumId w:val="12"/>
-  </w:num>
-  <w:num w:numId="6" w16cid:durableId="1097990684">
-    <w:abstractNumId w:val="10"/>
-  </w:num>
-  <w:num w:numId="7" w16cid:durableId="2038197077">
-    <w:abstractNumId w:val="5"/>
-  </w:num>
-  <w:num w:numId="8" w16cid:durableId="394354225">
-    <w:abstractNumId w:val="11"/>
-  </w:num>
-  <w:num w:numId="9" w16cid:durableId="1207763727">
-    <w:abstractNumId w:val="4"/>
-  </w:num>
-  <w:num w:numId="10" w16cid:durableId="1813600390">
-    <w:abstractNumId w:val="1"/>
-  </w:num>
-  <w:num w:numId="11" w16cid:durableId="575361303">
-    <w:abstractNumId w:val="9"/>
-  </w:num>
-  <w:num w:numId="12" w16cid:durableId="2022734722">
+  <w:num w:numId="13" w16cid:durableId="417556295">
     <w:abstractNumId w:val="2"/>
-  </w:num>
-  <w:num w:numId="13" w16cid:durableId="396363961">
-    <w:abstractNumId w:val="8"/>
   </w:num>
 </w:numbering>
 </file>
@@ -27350,7 +28193,7 @@
     <w:link w:val="a9"/>
     <w:uiPriority w:val="99"/>
     <w:unhideWhenUsed/>
-    <w:rsid w:val="00CF1BF1"/>
+    <w:rsid w:val="00B05DA1"/>
     <w:pPr>
       <w:tabs>
         <w:tab w:val="center" w:pos="4153"/>
@@ -27369,7 +28212,7 @@
     <w:basedOn w:val="a0"/>
     <w:link w:val="a8"/>
     <w:uiPriority w:val="99"/>
-    <w:rsid w:val="00CF1BF1"/>
+    <w:rsid w:val="00B05DA1"/>
     <w:rPr>
       <w:rFonts w:ascii="宋体" w:eastAsia="宋体" w:hAnsi="宋体" w:cs="宋体"/>
       <w:sz w:val="18"/>
@@ -27382,7 +28225,7 @@
     <w:link w:val="ab"/>
     <w:uiPriority w:val="99"/>
     <w:unhideWhenUsed/>
-    <w:rsid w:val="00CF1BF1"/>
+    <w:rsid w:val="00B05DA1"/>
     <w:pPr>
       <w:tabs>
         <w:tab w:val="center" w:pos="4153"/>
@@ -27400,7 +28243,7 @@
     <w:basedOn w:val="a0"/>
     <w:link w:val="aa"/>
     <w:uiPriority w:val="99"/>
-    <w:rsid w:val="00CF1BF1"/>
+    <w:rsid w:val="00B05DA1"/>
     <w:rPr>
       <w:rFonts w:ascii="宋体" w:eastAsia="宋体" w:hAnsi="宋体" w:cs="宋体"/>
       <w:sz w:val="18"/>
